--- a/Documentacao diagnostica.docx
+++ b/Documentacao diagnostica.docx
@@ -384,7 +384,7 @@
       <w:r>
         <w:fldChar w:fldCharType="separate"/>
       </w:r>
-      <w:hyperlink w:anchor="_Toc220337386" w:history="1">
+      <w:hyperlink w:anchor="_Toc220672638" w:history="1">
         <w:r>
           <w:rPr>
             <w:rStyle w:val="Hyperlink"/>
@@ -407,7 +407,7 @@
             <w:rStyle w:val="Hyperlink"/>
             <w:noProof/>
           </w:rPr>
-          <w:t>Fase 1</w:t>
+          <w:t>LEVANTAMENTO DE REQUISITOS</w:t>
         </w:r>
         <w:r>
           <w:rPr>
@@ -428,7 +428,7 @@
             <w:noProof/>
             <w:webHidden/>
           </w:rPr>
-          <w:instrText xml:space="preserve"> PAGEREF _Toc220337386 \h </w:instrText>
+          <w:instrText xml:space="preserve"> PAGEREF _Toc220672638 \h </w:instrText>
         </w:r>
         <w:r>
           <w:rPr>
@@ -461,6 +461,374 @@
     </w:p>
     <w:p>
       <w:pPr>
+        <w:pStyle w:val="Sumrio2"/>
+        <w:tabs>
+          <w:tab w:val="left" w:pos="1682"/>
+          <w:tab w:val="right" w:leader="dot" w:pos="9349"/>
+        </w:tabs>
+        <w:rPr>
+          <w:rFonts w:asciiTheme="minorHAnsi" w:eastAsiaTheme="minorEastAsia" w:hAnsiTheme="minorHAnsi" w:cstheme="minorBidi"/>
+          <w:b w:val="0"/>
+          <w:bCs w:val="0"/>
+          <w:noProof/>
+          <w:kern w:val="2"/>
+          <w:lang w:val="pt-BR" w:eastAsia="pt-BR"/>
+          <w14:ligatures w14:val="standardContextual"/>
+        </w:rPr>
+      </w:pPr>
+      <w:hyperlink w:anchor="_Toc220672639" w:history="1">
+        <w:r>
+          <w:rPr>
+            <w:rStyle w:val="Hyperlink"/>
+            <w:noProof/>
+          </w:rPr>
+          <w:t>1.1</w:t>
+        </w:r>
+        <w:r>
+          <w:rPr>
+            <w:rFonts w:asciiTheme="minorHAnsi" w:eastAsiaTheme="minorEastAsia" w:hAnsiTheme="minorHAnsi" w:cstheme="minorBidi"/>
+            <w:b w:val="0"/>
+            <w:bCs w:val="0"/>
+            <w:noProof/>
+            <w:kern w:val="2"/>
+            <w:lang w:val="pt-BR" w:eastAsia="pt-BR"/>
+            <w14:ligatures w14:val="standardContextual"/>
+          </w:rPr>
+          <w:tab/>
+        </w:r>
+        <w:r>
+          <w:rPr>
+            <w:rStyle w:val="Hyperlink"/>
+            <w:noProof/>
+          </w:rPr>
+          <w:t>Requisitos funcionais:</w:t>
+        </w:r>
+        <w:r>
+          <w:rPr>
+            <w:noProof/>
+            <w:webHidden/>
+          </w:rPr>
+          <w:tab/>
+        </w:r>
+        <w:r>
+          <w:rPr>
+            <w:noProof/>
+            <w:webHidden/>
+          </w:rPr>
+          <w:fldChar w:fldCharType="begin"/>
+        </w:r>
+        <w:r>
+          <w:rPr>
+            <w:noProof/>
+            <w:webHidden/>
+          </w:rPr>
+          <w:instrText xml:space="preserve"> PAGEREF _Toc220672639 \h </w:instrText>
+        </w:r>
+        <w:r>
+          <w:rPr>
+            <w:noProof/>
+            <w:webHidden/>
+          </w:rPr>
+        </w:r>
+        <w:r>
+          <w:rPr>
+            <w:noProof/>
+            <w:webHidden/>
+          </w:rPr>
+          <w:fldChar w:fldCharType="separate"/>
+        </w:r>
+        <w:r>
+          <w:rPr>
+            <w:noProof/>
+            <w:webHidden/>
+          </w:rPr>
+          <w:t>3</w:t>
+        </w:r>
+        <w:r>
+          <w:rPr>
+            <w:noProof/>
+            <w:webHidden/>
+          </w:rPr>
+          <w:fldChar w:fldCharType="end"/>
+        </w:r>
+      </w:hyperlink>
+    </w:p>
+    <w:p>
+      <w:pPr>
+        <w:pStyle w:val="Sumrio2"/>
+        <w:tabs>
+          <w:tab w:val="left" w:pos="1682"/>
+          <w:tab w:val="right" w:leader="dot" w:pos="9349"/>
+        </w:tabs>
+        <w:rPr>
+          <w:rFonts w:asciiTheme="minorHAnsi" w:eastAsiaTheme="minorEastAsia" w:hAnsiTheme="minorHAnsi" w:cstheme="minorBidi"/>
+          <w:b w:val="0"/>
+          <w:bCs w:val="0"/>
+          <w:noProof/>
+          <w:kern w:val="2"/>
+          <w:lang w:val="pt-BR" w:eastAsia="pt-BR"/>
+          <w14:ligatures w14:val="standardContextual"/>
+        </w:rPr>
+      </w:pPr>
+      <w:hyperlink w:anchor="_Toc220672640" w:history="1">
+        <w:r>
+          <w:rPr>
+            <w:rStyle w:val="Hyperlink"/>
+            <w:noProof/>
+          </w:rPr>
+          <w:t>1.2</w:t>
+        </w:r>
+        <w:r>
+          <w:rPr>
+            <w:rFonts w:asciiTheme="minorHAnsi" w:eastAsiaTheme="minorEastAsia" w:hAnsiTheme="minorHAnsi" w:cstheme="minorBidi"/>
+            <w:b w:val="0"/>
+            <w:bCs w:val="0"/>
+            <w:noProof/>
+            <w:kern w:val="2"/>
+            <w:lang w:val="pt-BR" w:eastAsia="pt-BR"/>
+            <w14:ligatures w14:val="standardContextual"/>
+          </w:rPr>
+          <w:tab/>
+        </w:r>
+        <w:r>
+          <w:rPr>
+            <w:rStyle w:val="Hyperlink"/>
+            <w:noProof/>
+          </w:rPr>
+          <w:t>Requisitos não funcionais</w:t>
+        </w:r>
+        <w:r>
+          <w:rPr>
+            <w:noProof/>
+            <w:webHidden/>
+          </w:rPr>
+          <w:tab/>
+        </w:r>
+        <w:r>
+          <w:rPr>
+            <w:noProof/>
+            <w:webHidden/>
+          </w:rPr>
+          <w:fldChar w:fldCharType="begin"/>
+        </w:r>
+        <w:r>
+          <w:rPr>
+            <w:noProof/>
+            <w:webHidden/>
+          </w:rPr>
+          <w:instrText xml:space="preserve"> PAGEREF _Toc220672640 \h </w:instrText>
+        </w:r>
+        <w:r>
+          <w:rPr>
+            <w:noProof/>
+            <w:webHidden/>
+          </w:rPr>
+        </w:r>
+        <w:r>
+          <w:rPr>
+            <w:noProof/>
+            <w:webHidden/>
+          </w:rPr>
+          <w:fldChar w:fldCharType="separate"/>
+        </w:r>
+        <w:r>
+          <w:rPr>
+            <w:noProof/>
+            <w:webHidden/>
+          </w:rPr>
+          <w:t>3</w:t>
+        </w:r>
+        <w:r>
+          <w:rPr>
+            <w:noProof/>
+            <w:webHidden/>
+          </w:rPr>
+          <w:fldChar w:fldCharType="end"/>
+        </w:r>
+      </w:hyperlink>
+    </w:p>
+    <w:p>
+      <w:pPr>
+        <w:pStyle w:val="Sumrio1"/>
+        <w:tabs>
+          <w:tab w:val="left" w:pos="1461"/>
+          <w:tab w:val="right" w:leader="dot" w:pos="9349"/>
+        </w:tabs>
+        <w:rPr>
+          <w:rFonts w:asciiTheme="minorHAnsi" w:eastAsiaTheme="minorEastAsia" w:hAnsiTheme="minorHAnsi" w:cstheme="minorBidi"/>
+          <w:noProof/>
+          <w:kern w:val="2"/>
+          <w:lang w:val="pt-BR" w:eastAsia="pt-BR"/>
+          <w14:ligatures w14:val="standardContextual"/>
+        </w:rPr>
+      </w:pPr>
+      <w:hyperlink w:anchor="_Toc220672641" w:history="1">
+        <w:r>
+          <w:rPr>
+            <w:rStyle w:val="Hyperlink"/>
+            <w:noProof/>
+          </w:rPr>
+          <w:t>2.</w:t>
+        </w:r>
+        <w:r>
+          <w:rPr>
+            <w:rFonts w:asciiTheme="minorHAnsi" w:eastAsiaTheme="minorEastAsia" w:hAnsiTheme="minorHAnsi" w:cstheme="minorBidi"/>
+            <w:noProof/>
+            <w:kern w:val="2"/>
+            <w:lang w:val="pt-BR" w:eastAsia="pt-BR"/>
+            <w14:ligatures w14:val="standardContextual"/>
+          </w:rPr>
+          <w:tab/>
+        </w:r>
+        <w:r>
+          <w:rPr>
+            <w:rStyle w:val="Hyperlink"/>
+            <w:noProof/>
+          </w:rPr>
+          <w:t>HISTORIA DE USUARIOS</w:t>
+        </w:r>
+        <w:r>
+          <w:rPr>
+            <w:noProof/>
+            <w:webHidden/>
+          </w:rPr>
+          <w:tab/>
+        </w:r>
+        <w:r>
+          <w:rPr>
+            <w:noProof/>
+            <w:webHidden/>
+          </w:rPr>
+          <w:fldChar w:fldCharType="begin"/>
+        </w:r>
+        <w:r>
+          <w:rPr>
+            <w:noProof/>
+            <w:webHidden/>
+          </w:rPr>
+          <w:instrText xml:space="preserve"> PAGEREF _Toc220672641 \h </w:instrText>
+        </w:r>
+        <w:r>
+          <w:rPr>
+            <w:noProof/>
+            <w:webHidden/>
+          </w:rPr>
+        </w:r>
+        <w:r>
+          <w:rPr>
+            <w:noProof/>
+            <w:webHidden/>
+          </w:rPr>
+          <w:fldChar w:fldCharType="separate"/>
+        </w:r>
+        <w:r>
+          <w:rPr>
+            <w:noProof/>
+            <w:webHidden/>
+          </w:rPr>
+          <w:t>3</w:t>
+        </w:r>
+        <w:r>
+          <w:rPr>
+            <w:noProof/>
+            <w:webHidden/>
+          </w:rPr>
+          <w:fldChar w:fldCharType="end"/>
+        </w:r>
+      </w:hyperlink>
+    </w:p>
+    <w:p>
+      <w:pPr>
+        <w:pStyle w:val="Sumrio1"/>
+        <w:tabs>
+          <w:tab w:val="left" w:pos="1461"/>
+          <w:tab w:val="right" w:leader="dot" w:pos="9349"/>
+        </w:tabs>
+        <w:rPr>
+          <w:rFonts w:asciiTheme="minorHAnsi" w:eastAsiaTheme="minorEastAsia" w:hAnsiTheme="minorHAnsi" w:cstheme="minorBidi"/>
+          <w:noProof/>
+          <w:kern w:val="2"/>
+          <w:lang w:val="pt-BR" w:eastAsia="pt-BR"/>
+          <w14:ligatures w14:val="standardContextual"/>
+        </w:rPr>
+      </w:pPr>
+      <w:hyperlink w:anchor="_Toc220672642" w:history="1">
+        <w:r>
+          <w:rPr>
+            <w:rStyle w:val="Hyperlink"/>
+            <w:noProof/>
+          </w:rPr>
+          <w:t>3.</w:t>
+        </w:r>
+        <w:r>
+          <w:rPr>
+            <w:rFonts w:asciiTheme="minorHAnsi" w:eastAsiaTheme="minorEastAsia" w:hAnsiTheme="minorHAnsi" w:cstheme="minorBidi"/>
+            <w:noProof/>
+            <w:kern w:val="2"/>
+            <w:lang w:val="pt-BR" w:eastAsia="pt-BR"/>
+            <w14:ligatures w14:val="standardContextual"/>
+          </w:rPr>
+          <w:tab/>
+        </w:r>
+        <w:r>
+          <w:rPr>
+            <w:rStyle w:val="Hyperlink"/>
+            <w:noProof/>
+          </w:rPr>
+          <w:t>PRIORIZAÇÃO</w:t>
+        </w:r>
+        <w:r>
+          <w:rPr>
+            <w:noProof/>
+            <w:webHidden/>
+          </w:rPr>
+          <w:tab/>
+        </w:r>
+        <w:r>
+          <w:rPr>
+            <w:noProof/>
+            <w:webHidden/>
+          </w:rPr>
+          <w:fldChar w:fldCharType="begin"/>
+        </w:r>
+        <w:r>
+          <w:rPr>
+            <w:noProof/>
+            <w:webHidden/>
+          </w:rPr>
+          <w:instrText xml:space="preserve"> PAGEREF _Toc220672642 \h </w:instrText>
+        </w:r>
+        <w:r>
+          <w:rPr>
+            <w:noProof/>
+            <w:webHidden/>
+          </w:rPr>
+        </w:r>
+        <w:r>
+          <w:rPr>
+            <w:noProof/>
+            <w:webHidden/>
+          </w:rPr>
+          <w:fldChar w:fldCharType="separate"/>
+        </w:r>
+        <w:r>
+          <w:rPr>
+            <w:noProof/>
+            <w:webHidden/>
+          </w:rPr>
+          <w:t>3</w:t>
+        </w:r>
+        <w:r>
+          <w:rPr>
+            <w:noProof/>
+            <w:webHidden/>
+          </w:rPr>
+          <w:fldChar w:fldCharType="end"/>
+        </w:r>
+      </w:hyperlink>
+    </w:p>
+    <w:p>
+      <w:pPr>
         <w:pStyle w:val="Sumrio1"/>
         <w:sectPr>
           <w:pgSz w:w="11910" w:h="16840"/>
@@ -478,21 +846,25 @@
       </w:pPr>
       <w:bookmarkStart w:id="0" w:name="1._INTRODUÇÃO"/>
       <w:bookmarkStart w:id="1" w:name="_bookmark0"/>
+      <w:bookmarkStart w:id="2" w:name="_Toc220672638"/>
       <w:bookmarkEnd w:id="0"/>
       <w:bookmarkEnd w:id="1"/>
       <w:r>
         <w:lastRenderedPageBreak/>
         <w:t>LEVANTAMENTO DE REQUISITOS</w:t>
       </w:r>
+      <w:bookmarkEnd w:id="2"/>
     </w:p>
     <w:p/>
     <w:p>
       <w:pPr>
         <w:pStyle w:val="Ttulo2"/>
       </w:pPr>
+      <w:bookmarkStart w:id="3" w:name="_Toc220672639"/>
       <w:r>
         <w:t>Requisitos funcionais:</w:t>
       </w:r>
+      <w:bookmarkEnd w:id="3"/>
     </w:p>
     <w:p/>
     <w:p>
@@ -564,8 +936,13 @@
         </w:numPr>
         <w:ind w:left="709"/>
       </w:pPr>
-      <w:r>
-        <w:t xml:space="preserve">Requisitos não funcionais </w:t>
+      <w:bookmarkStart w:id="4" w:name="_Toc220672640"/>
+      <w:r>
+        <w:t>Requisitos não funcionais</w:t>
+      </w:r>
+      <w:bookmarkEnd w:id="4"/>
+      <w:r>
+        <w:t xml:space="preserve"> </w:t>
       </w:r>
     </w:p>
     <w:p/>
@@ -610,19 +987,364 @@
     <w:p/>
     <w:p>
       <w:r>
-        <w:t xml:space="preserve">6 - </w:t>
+        <w:t xml:space="preserve">6 </w:t>
+      </w:r>
+      <w:r>
+        <w:t>–</w:t>
+      </w:r>
+      <w:r>
+        <w:t xml:space="preserve"> </w:t>
+      </w:r>
+      <w:r>
+        <w:t>O sistema deve ter capacidade de funcionamento em condições critícas</w:t>
       </w:r>
     </w:p>
     <w:p/>
     <w:p/>
     <w:p>
       <w:pPr>
-        <w:pStyle w:val="Corpodetexto"/>
-        <w:spacing w:before="152"/>
+        <w:pStyle w:val="Ttulo1"/>
+      </w:pPr>
+      <w:bookmarkStart w:id="5" w:name="_Toc220672641"/>
+      <w:r>
+        <w:t>HISTORIA DE USUARIOS</w:t>
+      </w:r>
+      <w:bookmarkEnd w:id="5"/>
+    </w:p>
+    <w:p>
+      <w:pPr>
+        <w:pStyle w:val="Ttulo1"/>
+        <w:numPr>
+          <w:ilvl w:val="0"/>
+          <w:numId w:val="0"/>
+        </w:numPr>
+      </w:pPr>
+    </w:p>
+    <w:p>
+      <w:r>
+        <w:t>1 - “Durante horário de pico, devido a falha do sensor é perdido muito tempo com semaforo inutilizados” – Marques, Rodrigo (Chefe do SAC)</w:t>
+      </w:r>
+    </w:p>
+    <w:p/>
+    <w:p>
+      <w:r>
+        <w:t>2- “Em chuvas fortes o tempo de verde é muito baixo, devido a baixa visibilidade os veiculos andam mais lentos” Scherrer, Luis (Motorista de aplicativo)</w:t>
+      </w:r>
+    </w:p>
+    <w:p/>
+    <w:p>
+      <w:r>
+        <w:t>3- “Ao tentar atravessar a faixa com minhas compras, tenho tempo de menos e recebo buzinadas dos motoristas” Ines, Maria (Aposentada)</w:t>
+      </w:r>
+    </w:p>
+    <w:p/>
+    <w:p>
+      <w:pPr>
         <w:rPr>
           <w:b/>
-        </w:rPr>
-      </w:pPr>
+          <w:bCs/>
+          <w:sz w:val="28"/>
+          <w:szCs w:val="24"/>
+        </w:rPr>
+      </w:pPr>
+      <w:bookmarkStart w:id="6" w:name="_Toc220672642"/>
+      <w:r>
+        <w:br w:type="page"/>
+      </w:r>
+    </w:p>
+    <w:p>
+      <w:pPr>
+        <w:pStyle w:val="Ttulo1"/>
+      </w:pPr>
+      <w:r>
+        <w:lastRenderedPageBreak/>
+        <w:t>PRIORIZAÇÃO</w:t>
+      </w:r>
+      <w:bookmarkEnd w:id="6"/>
+    </w:p>
+    <w:p/>
+    <w:p>
+      <w:pPr>
+        <w:rPr>
+          <w:lang w:val="pt-BR"/>
+        </w:rPr>
+      </w:pPr>
+      <w:r>
+        <w:rPr>
+          <w:lang w:val="pt-BR"/>
+        </w:rPr>
+        <w:t xml:space="preserve">M – Must </w:t>
+      </w:r>
+      <w:proofErr w:type="spellStart"/>
+      <w:proofErr w:type="gramStart"/>
+      <w:r>
+        <w:rPr>
+          <w:lang w:val="pt-BR"/>
+        </w:rPr>
+        <w:t>have</w:t>
+      </w:r>
+      <w:proofErr w:type="spellEnd"/>
+      <w:r>
+        <w:rPr>
+          <w:lang w:val="pt-BR"/>
+        </w:rPr>
+        <w:t>(</w:t>
+      </w:r>
+      <w:proofErr w:type="gramEnd"/>
+      <w:r>
+        <w:rPr>
+          <w:lang w:val="pt-BR"/>
+        </w:rPr>
+        <w:t>Deve ter</w:t>
+      </w:r>
+      <w:r>
+        <w:rPr>
+          <w:lang w:val="pt-BR"/>
+        </w:rPr>
+        <w:t>):</w:t>
+      </w:r>
+      <w:r>
+        <w:rPr>
+          <w:lang w:val="pt-BR"/>
+        </w:rPr>
+        <w:t xml:space="preserve"> Deve</w:t>
+      </w:r>
+      <w:r>
+        <w:rPr>
+          <w:lang w:val="pt-BR"/>
+        </w:rPr>
+        <w:t xml:space="preserve"> ter sensores de </w:t>
+      </w:r>
+      <w:r>
+        <w:rPr>
+          <w:lang w:val="pt-BR"/>
+        </w:rPr>
+        <w:t>mapeamento</w:t>
+      </w:r>
+      <w:r>
+        <w:rPr>
+          <w:lang w:val="pt-BR"/>
+        </w:rPr>
+        <w:t xml:space="preserve"> do </w:t>
+      </w:r>
+      <w:r>
+        <w:rPr>
+          <w:lang w:val="pt-BR"/>
+        </w:rPr>
+        <w:t>tráfego</w:t>
+      </w:r>
+      <w:r>
+        <w:rPr>
+          <w:lang w:val="pt-BR"/>
+        </w:rPr>
+        <w:t xml:space="preserve">, sensores para monitorar chuvas fortes e </w:t>
+      </w:r>
+      <w:r>
+        <w:rPr>
+          <w:lang w:val="pt-BR"/>
+        </w:rPr>
+        <w:t>adaptabilidade de tempo conforme o trânsito.</w:t>
+      </w:r>
+    </w:p>
+    <w:p>
+      <w:pPr>
+        <w:rPr>
+          <w:lang w:val="pt-BR"/>
+        </w:rPr>
+      </w:pPr>
+    </w:p>
+    <w:p>
+      <w:pPr>
+        <w:rPr>
+          <w:lang w:val="pt-BR"/>
+        </w:rPr>
+      </w:pPr>
+      <w:r>
+        <w:rPr>
+          <w:lang w:val="pt-BR"/>
+        </w:rPr>
+        <w:t xml:space="preserve">S – </w:t>
+      </w:r>
+      <w:proofErr w:type="spellStart"/>
+      <w:r>
+        <w:rPr>
+          <w:lang w:val="pt-BR"/>
+        </w:rPr>
+        <w:t>Should</w:t>
+      </w:r>
+      <w:proofErr w:type="spellEnd"/>
+      <w:r>
+        <w:rPr>
+          <w:lang w:val="pt-BR"/>
+        </w:rPr>
+        <w:t xml:space="preserve"> </w:t>
+      </w:r>
+      <w:proofErr w:type="spellStart"/>
+      <w:proofErr w:type="gramStart"/>
+      <w:r>
+        <w:rPr>
+          <w:lang w:val="pt-BR"/>
+        </w:rPr>
+        <w:t>have</w:t>
+      </w:r>
+      <w:proofErr w:type="spellEnd"/>
+      <w:r>
+        <w:rPr>
+          <w:lang w:val="pt-BR"/>
+        </w:rPr>
+        <w:t>(</w:t>
+      </w:r>
+      <w:proofErr w:type="gramEnd"/>
+      <w:r>
+        <w:rPr>
+          <w:lang w:val="pt-BR"/>
+        </w:rPr>
+        <w:t>Deveria ter): Deveria ter botão par</w:t>
+      </w:r>
+      <w:r>
+        <w:rPr>
+          <w:lang w:val="pt-BR"/>
+        </w:rPr>
+        <w:t>a a travessia de pedestre, e tempo fixa para a travessia.</w:t>
+      </w:r>
+    </w:p>
+    <w:p>
+      <w:pPr>
+        <w:rPr>
+          <w:lang w:val="pt-BR"/>
+        </w:rPr>
+      </w:pPr>
+    </w:p>
+    <w:p>
+      <w:pPr>
+        <w:rPr>
+          <w:lang w:val="pt-BR"/>
+        </w:rPr>
+      </w:pPr>
+      <w:r>
+        <w:rPr>
+          <w:lang w:val="pt-BR"/>
+        </w:rPr>
+        <w:t xml:space="preserve">C – </w:t>
+      </w:r>
+      <w:proofErr w:type="spellStart"/>
+      <w:r>
+        <w:rPr>
+          <w:lang w:val="pt-BR"/>
+        </w:rPr>
+        <w:t>Could</w:t>
+      </w:r>
+      <w:proofErr w:type="spellEnd"/>
+      <w:r>
+        <w:rPr>
+          <w:lang w:val="pt-BR"/>
+        </w:rPr>
+        <w:t xml:space="preserve"> </w:t>
+      </w:r>
+      <w:proofErr w:type="spellStart"/>
+      <w:r>
+        <w:rPr>
+          <w:lang w:val="pt-BR"/>
+        </w:rPr>
+        <w:t>have</w:t>
+      </w:r>
+      <w:proofErr w:type="spellEnd"/>
+      <w:r>
+        <w:rPr>
+          <w:lang w:val="pt-BR"/>
+        </w:rPr>
+        <w:t xml:space="preserve"> </w:t>
+      </w:r>
+      <w:proofErr w:type="gramStart"/>
+      <w:r>
+        <w:rPr>
+          <w:lang w:val="pt-BR"/>
+        </w:rPr>
+        <w:t>( Poderia</w:t>
+      </w:r>
+      <w:proofErr w:type="gramEnd"/>
+      <w:r>
+        <w:rPr>
+          <w:lang w:val="pt-BR"/>
+        </w:rPr>
+        <w:t xml:space="preserve"> </w:t>
+      </w:r>
+      <w:proofErr w:type="gramStart"/>
+      <w:r>
+        <w:rPr>
+          <w:lang w:val="pt-BR"/>
+        </w:rPr>
+        <w:t>ter )</w:t>
+      </w:r>
+      <w:proofErr w:type="gramEnd"/>
+      <w:r>
+        <w:rPr>
+          <w:lang w:val="pt-BR"/>
+        </w:rPr>
+        <w:t>: Inteligê</w:t>
+      </w:r>
+      <w:r>
+        <w:rPr>
+          <w:lang w:val="pt-BR"/>
+        </w:rPr>
+        <w:t>ncia artificial para monitoramento de trânsito por horário capaz de automaticamente responder o trânsito,</w:t>
+      </w:r>
+    </w:p>
+    <w:p>
+      <w:pPr>
+        <w:rPr>
+          <w:lang w:val="pt-BR"/>
+        </w:rPr>
+      </w:pPr>
+    </w:p>
+    <w:p>
+      <w:pPr>
+        <w:rPr>
+          <w:lang w:val="pt-BR"/>
+        </w:rPr>
+      </w:pPr>
+      <w:r>
+        <w:rPr>
+          <w:lang w:val="pt-BR"/>
+        </w:rPr>
+        <w:t xml:space="preserve">W – </w:t>
+      </w:r>
+      <w:proofErr w:type="spellStart"/>
+      <w:r>
+        <w:rPr>
+          <w:lang w:val="pt-BR"/>
+        </w:rPr>
+        <w:t>Won’t</w:t>
+      </w:r>
+      <w:proofErr w:type="spellEnd"/>
+      <w:r>
+        <w:rPr>
+          <w:lang w:val="pt-BR"/>
+        </w:rPr>
+        <w:t xml:space="preserve"> </w:t>
+      </w:r>
+      <w:proofErr w:type="spellStart"/>
+      <w:proofErr w:type="gramStart"/>
+      <w:r>
+        <w:rPr>
+          <w:lang w:val="pt-BR"/>
+        </w:rPr>
+        <w:t>have</w:t>
+      </w:r>
+      <w:proofErr w:type="spellEnd"/>
+      <w:r>
+        <w:rPr>
+          <w:lang w:val="pt-BR"/>
+        </w:rPr>
+        <w:t>(</w:t>
+      </w:r>
+      <w:proofErr w:type="gramEnd"/>
+      <w:r>
+        <w:rPr>
+          <w:lang w:val="pt-BR"/>
+        </w:rPr>
+        <w:t>Não terá): Não terá inteligência artificial para monitoramento de tráfego.</w:t>
+      </w:r>
     </w:p>
     <w:sectPr>
       <w:pgSz w:w="11910" w:h="16840"/>
@@ -2016,6 +2738,95 @@
     </w:lvl>
   </w:abstractNum>
   <w:abstractNum w:abstractNumId="11" w15:restartNumberingAfterBreak="0">
+    <w:nsid w:val="116035F7"/>
+    <w:multiLevelType w:val="hybridMultilevel"/>
+    <w:tmpl w:val="8B0A76A8"/>
+    <w:lvl w:ilvl="0" w:tplc="81B20C70">
+      <w:start w:val="1"/>
+      <w:numFmt w:val="decimal"/>
+      <w:lvlText w:val="%1-"/>
+      <w:lvlJc w:val="left"/>
+      <w:pPr>
+        <w:ind w:left="720" w:hanging="360"/>
+      </w:pPr>
+      <w:rPr>
+        <w:rFonts w:hint="default"/>
+      </w:rPr>
+    </w:lvl>
+    <w:lvl w:ilvl="1" w:tplc="04160019" w:tentative="1">
+      <w:start w:val="1"/>
+      <w:numFmt w:val="lowerLetter"/>
+      <w:lvlText w:val="%2."/>
+      <w:lvlJc w:val="left"/>
+      <w:pPr>
+        <w:ind w:left="1440" w:hanging="360"/>
+      </w:pPr>
+    </w:lvl>
+    <w:lvl w:ilvl="2" w:tplc="0416001B" w:tentative="1">
+      <w:start w:val="1"/>
+      <w:numFmt w:val="lowerRoman"/>
+      <w:lvlText w:val="%3."/>
+      <w:lvlJc w:val="right"/>
+      <w:pPr>
+        <w:ind w:left="2160" w:hanging="180"/>
+      </w:pPr>
+    </w:lvl>
+    <w:lvl w:ilvl="3" w:tplc="0416000F" w:tentative="1">
+      <w:start w:val="1"/>
+      <w:numFmt w:val="decimal"/>
+      <w:lvlText w:val="%4."/>
+      <w:lvlJc w:val="left"/>
+      <w:pPr>
+        <w:ind w:left="2880" w:hanging="360"/>
+      </w:pPr>
+    </w:lvl>
+    <w:lvl w:ilvl="4" w:tplc="04160019" w:tentative="1">
+      <w:start w:val="1"/>
+      <w:numFmt w:val="lowerLetter"/>
+      <w:lvlText w:val="%5."/>
+      <w:lvlJc w:val="left"/>
+      <w:pPr>
+        <w:ind w:left="3600" w:hanging="360"/>
+      </w:pPr>
+    </w:lvl>
+    <w:lvl w:ilvl="5" w:tplc="0416001B" w:tentative="1">
+      <w:start w:val="1"/>
+      <w:numFmt w:val="lowerRoman"/>
+      <w:lvlText w:val="%6."/>
+      <w:lvlJc w:val="right"/>
+      <w:pPr>
+        <w:ind w:left="4320" w:hanging="180"/>
+      </w:pPr>
+    </w:lvl>
+    <w:lvl w:ilvl="6" w:tplc="0416000F" w:tentative="1">
+      <w:start w:val="1"/>
+      <w:numFmt w:val="decimal"/>
+      <w:lvlText w:val="%7."/>
+      <w:lvlJc w:val="left"/>
+      <w:pPr>
+        <w:ind w:left="5040" w:hanging="360"/>
+      </w:pPr>
+    </w:lvl>
+    <w:lvl w:ilvl="7" w:tplc="04160019" w:tentative="1">
+      <w:start w:val="1"/>
+      <w:numFmt w:val="lowerLetter"/>
+      <w:lvlText w:val="%8."/>
+      <w:lvlJc w:val="left"/>
+      <w:pPr>
+        <w:ind w:left="5760" w:hanging="360"/>
+      </w:pPr>
+    </w:lvl>
+    <w:lvl w:ilvl="8" w:tplc="0416001B" w:tentative="1">
+      <w:start w:val="1"/>
+      <w:numFmt w:val="lowerRoman"/>
+      <w:lvlText w:val="%9."/>
+      <w:lvlJc w:val="right"/>
+      <w:pPr>
+        <w:ind w:left="6480" w:hanging="180"/>
+      </w:pPr>
+    </w:lvl>
+  </w:abstractNum>
+  <w:abstractNum w:abstractNumId="12" w15:restartNumberingAfterBreak="0">
     <w:nsid w:val="13D33BDE"/>
     <w:multiLevelType w:val="hybridMultilevel"/>
     <w:tmpl w:val="27AAFE52"/>
@@ -2105,7 +2916,7 @@
       </w:pPr>
     </w:lvl>
   </w:abstractNum>
-  <w:abstractNum w:abstractNumId="12" w15:restartNumberingAfterBreak="0">
+  <w:abstractNum w:abstractNumId="13" w15:restartNumberingAfterBreak="0">
     <w:nsid w:val="223B6533"/>
     <w:multiLevelType w:val="hybridMultilevel"/>
     <w:tmpl w:val="C1545842"/>
@@ -2218,7 +3029,7 @@
       </w:rPr>
     </w:lvl>
   </w:abstractNum>
-  <w:abstractNum w:abstractNumId="13" w15:restartNumberingAfterBreak="0">
+  <w:abstractNum w:abstractNumId="14" w15:restartNumberingAfterBreak="0">
     <w:nsid w:val="27290E01"/>
     <w:multiLevelType w:val="hybridMultilevel"/>
     <w:tmpl w:val="C9F08460"/>
@@ -2340,7 +3151,7 @@
       </w:rPr>
     </w:lvl>
   </w:abstractNum>
-  <w:abstractNum w:abstractNumId="14" w15:restartNumberingAfterBreak="0">
+  <w:abstractNum w:abstractNumId="15" w15:restartNumberingAfterBreak="0">
     <w:nsid w:val="290F58E0"/>
     <w:multiLevelType w:val="hybridMultilevel"/>
     <w:tmpl w:val="D85848A6"/>
@@ -2453,7 +3264,7 @@
       </w:rPr>
     </w:lvl>
   </w:abstractNum>
-  <w:abstractNum w:abstractNumId="15" w15:restartNumberingAfterBreak="0">
+  <w:abstractNum w:abstractNumId="16" w15:restartNumberingAfterBreak="0">
     <w:nsid w:val="2B371857"/>
     <w:multiLevelType w:val="hybridMultilevel"/>
     <w:tmpl w:val="C9AE9DE4"/>
@@ -2566,7 +3377,7 @@
       </w:rPr>
     </w:lvl>
   </w:abstractNum>
-  <w:abstractNum w:abstractNumId="16" w15:restartNumberingAfterBreak="0">
+  <w:abstractNum w:abstractNumId="17" w15:restartNumberingAfterBreak="0">
     <w:nsid w:val="32B16AEB"/>
     <w:multiLevelType w:val="hybridMultilevel"/>
     <w:tmpl w:val="2D00E526"/>
@@ -2679,7 +3490,7 @@
       </w:rPr>
     </w:lvl>
   </w:abstractNum>
-  <w:abstractNum w:abstractNumId="17" w15:restartNumberingAfterBreak="0">
+  <w:abstractNum w:abstractNumId="18" w15:restartNumberingAfterBreak="0">
     <w:nsid w:val="35CF13E8"/>
     <w:multiLevelType w:val="hybridMultilevel"/>
     <w:tmpl w:val="A072DB8E"/>
@@ -2800,7 +3611,7 @@
       </w:rPr>
     </w:lvl>
   </w:abstractNum>
-  <w:abstractNum w:abstractNumId="18" w15:restartNumberingAfterBreak="0">
+  <w:abstractNum w:abstractNumId="19" w15:restartNumberingAfterBreak="0">
     <w:nsid w:val="4644551E"/>
     <w:multiLevelType w:val="multilevel"/>
     <w:tmpl w:val="75A238CE"/>
@@ -2931,7 +3742,7 @@
       </w:rPr>
     </w:lvl>
   </w:abstractNum>
-  <w:abstractNum w:abstractNumId="19" w15:restartNumberingAfterBreak="0">
+  <w:abstractNum w:abstractNumId="20" w15:restartNumberingAfterBreak="0">
     <w:nsid w:val="46B006B2"/>
     <w:multiLevelType w:val="multilevel"/>
     <w:tmpl w:val="290060CA"/>
@@ -3080,7 +3891,7 @@
       </w:rPr>
     </w:lvl>
   </w:abstractNum>
-  <w:abstractNum w:abstractNumId="20" w15:restartNumberingAfterBreak="0">
+  <w:abstractNum w:abstractNumId="21" w15:restartNumberingAfterBreak="0">
     <w:nsid w:val="48D56462"/>
     <w:multiLevelType w:val="multilevel"/>
     <w:tmpl w:val="8CDA26DC"/>
@@ -3229,7 +4040,7 @@
       </w:rPr>
     </w:lvl>
   </w:abstractNum>
-  <w:abstractNum w:abstractNumId="21" w15:restartNumberingAfterBreak="0">
+  <w:abstractNum w:abstractNumId="22" w15:restartNumberingAfterBreak="0">
     <w:nsid w:val="4D4507A8"/>
     <w:multiLevelType w:val="hybridMultilevel"/>
     <w:tmpl w:val="E2208686"/>
@@ -3342,7 +4153,7 @@
       </w:rPr>
     </w:lvl>
   </w:abstractNum>
-  <w:abstractNum w:abstractNumId="22" w15:restartNumberingAfterBreak="0">
+  <w:abstractNum w:abstractNumId="23" w15:restartNumberingAfterBreak="0">
     <w:nsid w:val="533978D7"/>
     <w:multiLevelType w:val="multilevel"/>
     <w:tmpl w:val="6332EB6E"/>
@@ -3491,7 +4302,7 @@
       </w:rPr>
     </w:lvl>
   </w:abstractNum>
-  <w:abstractNum w:abstractNumId="23" w15:restartNumberingAfterBreak="0">
+  <w:abstractNum w:abstractNumId="24" w15:restartNumberingAfterBreak="0">
     <w:nsid w:val="567A4F0C"/>
     <w:multiLevelType w:val="multilevel"/>
     <w:tmpl w:val="8AE87B5C"/>
@@ -3640,7 +4451,7 @@
       </w:rPr>
     </w:lvl>
   </w:abstractNum>
-  <w:abstractNum w:abstractNumId="24" w15:restartNumberingAfterBreak="0">
+  <w:abstractNum w:abstractNumId="25" w15:restartNumberingAfterBreak="0">
     <w:nsid w:val="58E3549B"/>
     <w:multiLevelType w:val="multilevel"/>
     <w:tmpl w:val="2D022A2A"/>
@@ -3789,7 +4600,7 @@
       </w:rPr>
     </w:lvl>
   </w:abstractNum>
-  <w:abstractNum w:abstractNumId="25" w15:restartNumberingAfterBreak="0">
+  <w:abstractNum w:abstractNumId="26" w15:restartNumberingAfterBreak="0">
     <w:nsid w:val="5A8602D0"/>
     <w:multiLevelType w:val="multilevel"/>
     <w:tmpl w:val="887C7E0A"/>
@@ -3908,7 +4719,7 @@
       </w:rPr>
     </w:lvl>
   </w:abstractNum>
-  <w:abstractNum w:abstractNumId="26" w15:restartNumberingAfterBreak="0">
+  <w:abstractNum w:abstractNumId="27" w15:restartNumberingAfterBreak="0">
     <w:nsid w:val="5AE435CB"/>
     <w:multiLevelType w:val="hybridMultilevel"/>
     <w:tmpl w:val="EAD472D8"/>
@@ -3994,7 +4805,7 @@
       </w:pPr>
     </w:lvl>
   </w:abstractNum>
-  <w:abstractNum w:abstractNumId="27" w15:restartNumberingAfterBreak="0">
+  <w:abstractNum w:abstractNumId="28" w15:restartNumberingAfterBreak="0">
     <w:nsid w:val="5D5437F3"/>
     <w:multiLevelType w:val="multilevel"/>
     <w:tmpl w:val="5B4854F8"/>
@@ -4125,7 +4936,7 @@
       </w:rPr>
     </w:lvl>
   </w:abstractNum>
-  <w:abstractNum w:abstractNumId="28" w15:restartNumberingAfterBreak="0">
+  <w:abstractNum w:abstractNumId="29" w15:restartNumberingAfterBreak="0">
     <w:nsid w:val="5FFE66B4"/>
     <w:multiLevelType w:val="hybridMultilevel"/>
     <w:tmpl w:val="67F6DFD0"/>
@@ -4247,7 +5058,7 @@
       </w:rPr>
     </w:lvl>
   </w:abstractNum>
-  <w:abstractNum w:abstractNumId="29" w15:restartNumberingAfterBreak="0">
+  <w:abstractNum w:abstractNumId="30" w15:restartNumberingAfterBreak="0">
     <w:nsid w:val="65181CB0"/>
     <w:multiLevelType w:val="multilevel"/>
     <w:tmpl w:val="685AAC64"/>
@@ -4396,7 +5207,7 @@
       </w:rPr>
     </w:lvl>
   </w:abstractNum>
-  <w:abstractNum w:abstractNumId="30" w15:restartNumberingAfterBreak="0">
+  <w:abstractNum w:abstractNumId="31" w15:restartNumberingAfterBreak="0">
     <w:nsid w:val="66D95602"/>
     <w:multiLevelType w:val="hybridMultilevel"/>
     <w:tmpl w:val="B59C9EFA"/>
@@ -4509,7 +5320,7 @@
       </w:rPr>
     </w:lvl>
   </w:abstractNum>
-  <w:abstractNum w:abstractNumId="31" w15:restartNumberingAfterBreak="0">
+  <w:abstractNum w:abstractNumId="32" w15:restartNumberingAfterBreak="0">
     <w:nsid w:val="6C6C45D1"/>
     <w:multiLevelType w:val="multilevel"/>
     <w:tmpl w:val="5EDCA498"/>
@@ -4632,7 +5443,7 @@
       </w:rPr>
     </w:lvl>
   </w:abstractNum>
-  <w:abstractNum w:abstractNumId="32" w15:restartNumberingAfterBreak="0">
+  <w:abstractNum w:abstractNumId="33" w15:restartNumberingAfterBreak="0">
     <w:nsid w:val="744E29C6"/>
     <w:multiLevelType w:val="hybridMultilevel"/>
     <w:tmpl w:val="BA6EB2FC"/>
@@ -4745,7 +5556,7 @@
       </w:rPr>
     </w:lvl>
   </w:abstractNum>
-  <w:abstractNum w:abstractNumId="33" w15:restartNumberingAfterBreak="0">
+  <w:abstractNum w:abstractNumId="34" w15:restartNumberingAfterBreak="0">
     <w:nsid w:val="77A24D2A"/>
     <w:multiLevelType w:val="multilevel"/>
     <w:tmpl w:val="1FEE36E2"/>
@@ -4894,7 +5705,7 @@
       </w:rPr>
     </w:lvl>
   </w:abstractNum>
-  <w:abstractNum w:abstractNumId="34" w15:restartNumberingAfterBreak="0">
+  <w:abstractNum w:abstractNumId="35" w15:restartNumberingAfterBreak="0">
     <w:nsid w:val="77C52324"/>
     <w:multiLevelType w:val="multilevel"/>
     <w:tmpl w:val="87125028"/>
@@ -5043,7 +5854,7 @@
       </w:rPr>
     </w:lvl>
   </w:abstractNum>
-  <w:abstractNum w:abstractNumId="35" w15:restartNumberingAfterBreak="0">
+  <w:abstractNum w:abstractNumId="36" w15:restartNumberingAfterBreak="0">
     <w:nsid w:val="7B0845BA"/>
     <w:multiLevelType w:val="hybridMultilevel"/>
     <w:tmpl w:val="8B72120A"/>
@@ -5156,7 +5967,7 @@
       </w:rPr>
     </w:lvl>
   </w:abstractNum>
-  <w:abstractNum w:abstractNumId="36" w15:restartNumberingAfterBreak="0">
+  <w:abstractNum w:abstractNumId="37" w15:restartNumberingAfterBreak="0">
     <w:nsid w:val="7D630616"/>
     <w:multiLevelType w:val="hybridMultilevel"/>
     <w:tmpl w:val="3AFC3BD6"/>
@@ -5270,31 +6081,31 @@
     </w:lvl>
   </w:abstractNum>
   <w:num w:numId="1" w16cid:durableId="1164202326">
-    <w:abstractNumId w:val="28"/>
+    <w:abstractNumId w:val="29"/>
   </w:num>
   <w:num w:numId="2" w16cid:durableId="1155225147">
-    <w:abstractNumId w:val="17"/>
+    <w:abstractNumId w:val="18"/>
   </w:num>
   <w:num w:numId="3" w16cid:durableId="1214924923">
     <w:abstractNumId w:val="1"/>
   </w:num>
   <w:num w:numId="4" w16cid:durableId="1514415371">
-    <w:abstractNumId w:val="27"/>
+    <w:abstractNumId w:val="28"/>
   </w:num>
   <w:num w:numId="5" w16cid:durableId="1520007324">
-    <w:abstractNumId w:val="13"/>
+    <w:abstractNumId w:val="14"/>
   </w:num>
   <w:num w:numId="6" w16cid:durableId="1007173048">
-    <w:abstractNumId w:val="31"/>
+    <w:abstractNumId w:val="32"/>
   </w:num>
   <w:num w:numId="7" w16cid:durableId="262109842">
-    <w:abstractNumId w:val="18"/>
+    <w:abstractNumId w:val="19"/>
   </w:num>
   <w:num w:numId="8" w16cid:durableId="107091938">
-    <w:abstractNumId w:val="33"/>
+    <w:abstractNumId w:val="34"/>
   </w:num>
   <w:num w:numId="9" w16cid:durableId="1941831999">
-    <w:abstractNumId w:val="24"/>
+    <w:abstractNumId w:val="25"/>
   </w:num>
   <w:num w:numId="10" w16cid:durableId="15079955">
     <w:abstractNumId w:val="6"/>
@@ -5306,55 +6117,55 @@
     <w:abstractNumId w:val="0"/>
   </w:num>
   <w:num w:numId="13" w16cid:durableId="224414802">
-    <w:abstractNumId w:val="29"/>
+    <w:abstractNumId w:val="30"/>
   </w:num>
   <w:num w:numId="14" w16cid:durableId="1813062624">
-    <w:abstractNumId w:val="11"/>
+    <w:abstractNumId w:val="12"/>
   </w:num>
   <w:num w:numId="15" w16cid:durableId="1071579859">
-    <w:abstractNumId w:val="34"/>
+    <w:abstractNumId w:val="35"/>
   </w:num>
   <w:num w:numId="16" w16cid:durableId="1177882883">
     <w:abstractNumId w:val="10"/>
   </w:num>
   <w:num w:numId="17" w16cid:durableId="467893428">
-    <w:abstractNumId w:val="20"/>
+    <w:abstractNumId w:val="21"/>
   </w:num>
   <w:num w:numId="18" w16cid:durableId="896626989">
-    <w:abstractNumId w:val="22"/>
+    <w:abstractNumId w:val="23"/>
   </w:num>
   <w:num w:numId="19" w16cid:durableId="650864125">
-    <w:abstractNumId w:val="25"/>
+    <w:abstractNumId w:val="26"/>
   </w:num>
   <w:num w:numId="20" w16cid:durableId="10255561">
     <w:abstractNumId w:val="5"/>
   </w:num>
   <w:num w:numId="21" w16cid:durableId="1775396718">
-    <w:abstractNumId w:val="23"/>
+    <w:abstractNumId w:val="24"/>
   </w:num>
   <w:num w:numId="22" w16cid:durableId="1073813005">
-    <w:abstractNumId w:val="19"/>
+    <w:abstractNumId w:val="20"/>
   </w:num>
   <w:num w:numId="23" w16cid:durableId="1275091138">
-    <w:abstractNumId w:val="36"/>
+    <w:abstractNumId w:val="37"/>
   </w:num>
   <w:num w:numId="24" w16cid:durableId="798644968">
-    <w:abstractNumId w:val="21"/>
+    <w:abstractNumId w:val="22"/>
   </w:num>
   <w:num w:numId="25" w16cid:durableId="898588856">
-    <w:abstractNumId w:val="15"/>
+    <w:abstractNumId w:val="16"/>
   </w:num>
   <w:num w:numId="26" w16cid:durableId="378940625">
     <w:abstractNumId w:val="8"/>
   </w:num>
   <w:num w:numId="27" w16cid:durableId="1802920158">
-    <w:abstractNumId w:val="30"/>
+    <w:abstractNumId w:val="31"/>
   </w:num>
   <w:num w:numId="28" w16cid:durableId="90510206">
     <w:abstractNumId w:val="7"/>
   </w:num>
   <w:num w:numId="29" w16cid:durableId="905724259">
-    <w:abstractNumId w:val="14"/>
+    <w:abstractNumId w:val="15"/>
   </w:num>
   <w:num w:numId="30" w16cid:durableId="323704180">
     <w:abstractNumId w:val="3"/>
@@ -5366,19 +6177,22 @@
     <w:abstractNumId w:val="4"/>
   </w:num>
   <w:num w:numId="33" w16cid:durableId="670907596">
-    <w:abstractNumId w:val="12"/>
+    <w:abstractNumId w:val="13"/>
   </w:num>
   <w:num w:numId="34" w16cid:durableId="1291940541">
-    <w:abstractNumId w:val="35"/>
+    <w:abstractNumId w:val="36"/>
   </w:num>
   <w:num w:numId="35" w16cid:durableId="275913884">
-    <w:abstractNumId w:val="16"/>
+    <w:abstractNumId w:val="17"/>
   </w:num>
   <w:num w:numId="36" w16cid:durableId="1454978114">
-    <w:abstractNumId w:val="32"/>
+    <w:abstractNumId w:val="33"/>
   </w:num>
   <w:num w:numId="37" w16cid:durableId="246965700">
-    <w:abstractNumId w:val="26"/>
+    <w:abstractNumId w:val="27"/>
+  </w:num>
+  <w:num w:numId="38" w16cid:durableId="504789311">
+    <w:abstractNumId w:val="11"/>
   </w:num>
 </w:numbering>
 </file>
@@ -6093,6 +6907,16 @@
       <w:u w:val="single"/>
     </w:rPr>
   </w:style>
+  <w:style w:type="paragraph" w:styleId="SemEspaamento">
+    <w:name w:val="No Spacing"/>
+    <w:uiPriority w:val="1"/>
+    <w:qFormat/>
+    <w:rsid w:val="0036128C"/>
+    <w:rPr>
+      <w:rFonts w:ascii="Times New Roman" w:eastAsia="Times New Roman" w:hAnsi="Times New Roman" w:cs="Times New Roman"/>
+      <w:lang w:val="pt-PT"/>
+    </w:rPr>
+  </w:style>
 </w:styles>
 </file>
 

--- a/Documentacao diagnostica.docx
+++ b/Documentacao diagnostica.docx
@@ -1346,6 +1346,481 @@
         <w:t>Não terá): Não terá inteligência artificial para monitoramento de tráfego.</w:t>
       </w:r>
     </w:p>
+    <w:p>
+      <w:pPr>
+        <w:rPr>
+          <w:lang w:val="pt-BR"/>
+        </w:rPr>
+      </w:pPr>
+    </w:p>
+    <w:p>
+      <w:pPr>
+        <w:rPr>
+          <w:lang w:val="pt-BR"/>
+        </w:rPr>
+      </w:pPr>
+    </w:p>
+    <w:p>
+      <w:pPr>
+        <w:rPr>
+          <w:lang w:val="pt-BR"/>
+        </w:rPr>
+      </w:pPr>
+      <w:r>
+        <w:rPr>
+          <w:lang w:val="pt-BR"/>
+        </w:rPr>
+        <w:br w:type="page"/>
+      </w:r>
+    </w:p>
+    <w:p>
+      <w:pPr>
+        <w:pStyle w:val="Ttulo1"/>
+        <w:numPr>
+          <w:ilvl w:val="0"/>
+          <w:numId w:val="0"/>
+        </w:numPr>
+        <w:ind w:firstLine="720"/>
+        <w:rPr>
+          <w:lang w:val="pt-BR"/>
+        </w:rPr>
+      </w:pPr>
+      <w:r>
+        <w:rPr>
+          <w:lang w:val="pt-BR"/>
+        </w:rPr>
+        <w:lastRenderedPageBreak/>
+        <w:t>4</w:t>
+      </w:r>
+      <w:r>
+        <w:rPr>
+          <w:lang w:val="pt-BR"/>
+        </w:rPr>
+        <w:tab/>
+        <w:t xml:space="preserve"> MODELAGEM DO SISTEMA E ARQUITETURA IoT</w:t>
+      </w:r>
+    </w:p>
+    <w:p>
+      <w:pPr>
+        <w:pStyle w:val="Ttulo1"/>
+        <w:numPr>
+          <w:ilvl w:val="0"/>
+          <w:numId w:val="0"/>
+        </w:numPr>
+        <w:ind w:firstLine="720"/>
+        <w:rPr>
+          <w:lang w:val="pt-BR"/>
+        </w:rPr>
+      </w:pPr>
+    </w:p>
+    <w:p>
+      <w:pPr>
+        <w:pStyle w:val="Ttulo2"/>
+        <w:numPr>
+          <w:ilvl w:val="0"/>
+          <w:numId w:val="0"/>
+        </w:numPr>
+        <w:ind w:left="720"/>
+        <w:rPr>
+          <w:lang w:val="pt-BR"/>
+        </w:rPr>
+      </w:pPr>
+      <w:r>
+        <w:rPr>
+          <w:lang w:val="pt-BR"/>
+        </w:rPr>
+        <w:t>2. Equipamentos de rede</w:t>
+      </w:r>
+    </w:p>
+    <w:p>
+      <w:pPr>
+        <w:rPr>
+          <w:lang w:val="pt-BR"/>
+        </w:rPr>
+      </w:pPr>
+    </w:p>
+    <w:p>
+      <w:pPr>
+        <w:rPr>
+          <w:lang w:val="pt-BR"/>
+        </w:rPr>
+      </w:pPr>
+      <w:r>
+        <w:rPr>
+          <w:lang w:val="pt-BR"/>
+        </w:rPr>
+        <w:tab/>
+      </w:r>
+    </w:p>
+    <w:p>
+      <w:pPr>
+        <w:rPr>
+          <w:lang w:val="pt-BR"/>
+        </w:rPr>
+      </w:pPr>
+      <w:r>
+        <w:rPr>
+          <w:lang w:val="pt-BR"/>
+        </w:rPr>
+        <w:tab/>
+      </w:r>
+      <w:r>
+        <w:rPr>
+          <w:lang w:val="pt-BR"/>
+        </w:rPr>
+        <w:t>1 - Access Point → conecta usuários</w:t>
+      </w:r>
+    </w:p>
+    <w:p>
+      <w:pPr>
+        <w:rPr>
+          <w:lang w:val="pt-BR"/>
+        </w:rPr>
+      </w:pPr>
+    </w:p>
+    <w:p>
+      <w:pPr>
+        <w:ind w:firstLine="720"/>
+        <w:rPr>
+          <w:lang w:val="pt-BR"/>
+        </w:rPr>
+      </w:pPr>
+      <w:r>
+        <w:rPr>
+          <w:lang w:val="pt-BR"/>
+        </w:rPr>
+        <w:t>2 - Switch → organiza a rede interna</w:t>
+      </w:r>
+    </w:p>
+    <w:p>
+      <w:pPr>
+        <w:rPr>
+          <w:lang w:val="pt-BR"/>
+        </w:rPr>
+      </w:pPr>
+    </w:p>
+    <w:p>
+      <w:pPr>
+        <w:ind w:firstLine="720"/>
+        <w:rPr>
+          <w:lang w:val="pt-BR"/>
+        </w:rPr>
+      </w:pPr>
+      <w:r>
+        <w:rPr>
+          <w:lang w:val="pt-BR"/>
+        </w:rPr>
+        <w:t>3 - Roteador → conecta redes</w:t>
+      </w:r>
+    </w:p>
+    <w:p>
+      <w:pPr>
+        <w:rPr>
+          <w:lang w:val="pt-BR"/>
+        </w:rPr>
+      </w:pPr>
+    </w:p>
+    <w:p>
+      <w:pPr>
+        <w:pStyle w:val="PargrafodaLista"/>
+        <w:numPr>
+          <w:ilvl w:val="0"/>
+          <w:numId w:val="40"/>
+        </w:numPr>
+        <w:rPr>
+          <w:lang w:val="pt-BR"/>
+        </w:rPr>
+      </w:pPr>
+      <w:r>
+        <w:rPr>
+          <w:lang w:val="pt-BR"/>
+        </w:rPr>
+        <w:t>- Firewall → protege a rede</w:t>
+      </w:r>
+    </w:p>
+    <w:p>
+      <w:pPr>
+        <w:rPr>
+          <w:lang w:val="pt-BR"/>
+        </w:rPr>
+      </w:pPr>
+    </w:p>
+    <w:p>
+      <w:pPr>
+        <w:ind w:left="720"/>
+        <w:rPr>
+          <w:lang w:val="pt-BR"/>
+        </w:rPr>
+      </w:pPr>
+      <w:r>
+        <w:rPr>
+          <w:lang w:val="pt-BR"/>
+        </w:rPr>
+        <w:t>5</w:t>
+      </w:r>
+      <w:r>
+        <w:rPr>
+          <w:lang w:val="pt-BR"/>
+        </w:rPr>
+        <w:t>- Servidor local → fornece serviços</w:t>
+      </w:r>
+    </w:p>
+    <w:p>
+      <w:pPr>
+        <w:ind w:firstLine="720"/>
+        <w:rPr>
+          <w:lang w:val="pt-BR"/>
+        </w:rPr>
+      </w:pPr>
+    </w:p>
+    <w:p>
+      <w:pPr>
+        <w:ind w:firstLine="720"/>
+        <w:rPr>
+          <w:lang w:val="pt-BR"/>
+        </w:rPr>
+      </w:pPr>
+    </w:p>
+    <w:p>
+      <w:pPr>
+        <w:pStyle w:val="Ttulo1"/>
+        <w:numPr>
+          <w:ilvl w:val="0"/>
+          <w:numId w:val="42"/>
+        </w:numPr>
+        <w:rPr>
+          <w:lang w:val="pt-BR"/>
+        </w:rPr>
+      </w:pPr>
+      <w:r>
+        <w:rPr>
+          <w:lang w:val="pt-BR"/>
+        </w:rPr>
+        <w:t>Comparando SO para servidor.</w:t>
+      </w:r>
+    </w:p>
+    <w:p>
+      <w:pPr>
+        <w:pStyle w:val="PargrafodaLista"/>
+        <w:ind w:left="1288" w:firstLine="0"/>
+      </w:pPr>
+    </w:p>
+    <w:tbl>
+      <w:tblPr>
+        <w:tblStyle w:val="Tabelacomgrade"/>
+        <w:tblW w:w="7116" w:type="dxa"/>
+        <w:tblInd w:w="279" w:type="dxa"/>
+        <w:tblLook w:val="04A0" w:firstRow="1" w:lastRow="0" w:firstColumn="1" w:lastColumn="0" w:noHBand="0" w:noVBand="1"/>
+      </w:tblPr>
+      <w:tblGrid>
+        <w:gridCol w:w="2760"/>
+        <w:gridCol w:w="2287"/>
+        <w:gridCol w:w="2069"/>
+      </w:tblGrid>
+      <w:tr>
+        <w:trPr>
+          <w:trHeight w:val="538"/>
+        </w:trPr>
+        <w:tc>
+          <w:tcPr>
+            <w:tcW w:w="2760" w:type="dxa"/>
+          </w:tcPr>
+          <w:p>
+            <w:r>
+              <w:t>ITEM</w:t>
+            </w:r>
+          </w:p>
+        </w:tc>
+        <w:tc>
+          <w:tcPr>
+            <w:tcW w:w="2287" w:type="dxa"/>
+          </w:tcPr>
+          <w:p>
+            <w:r>
+              <w:t>WINDOWS</w:t>
+            </w:r>
+          </w:p>
+          <w:p>
+            <w:r>
+              <w:t>SEVER</w:t>
+            </w:r>
+          </w:p>
+        </w:tc>
+        <w:tc>
+          <w:tcPr>
+            <w:tcW w:w="2069" w:type="dxa"/>
+          </w:tcPr>
+          <w:p>
+            <w:r>
+              <w:t xml:space="preserve">UBUNTU </w:t>
+            </w:r>
+          </w:p>
+          <w:p>
+            <w:r>
+              <w:t>SERVER</w:t>
+            </w:r>
+          </w:p>
+        </w:tc>
+      </w:tr>
+      <w:tr>
+        <w:trPr>
+          <w:trHeight w:val="538"/>
+        </w:trPr>
+        <w:tc>
+          <w:tcPr>
+            <w:tcW w:w="2760" w:type="dxa"/>
+          </w:tcPr>
+          <w:p>
+            <w:r>
+              <w:t>CUSTO</w:t>
+            </w:r>
+          </w:p>
+          <w:p/>
+        </w:tc>
+        <w:tc>
+          <w:tcPr>
+            <w:tcW w:w="2287" w:type="dxa"/>
+          </w:tcPr>
+          <w:p>
+            <w:r>
+              <w:t>Pago e pode elevar bastante o custo do projeto.</w:t>
+            </w:r>
+          </w:p>
+        </w:tc>
+        <w:tc>
+          <w:tcPr>
+            <w:tcW w:w="2069" w:type="dxa"/>
+          </w:tcPr>
+          <w:p>
+            <w:r>
+              <w:t>Gratuito e open source, reduzindo significativamente os custos</w:t>
+            </w:r>
+            <w:r>
+              <w:t>.</w:t>
+            </w:r>
+          </w:p>
+        </w:tc>
+      </w:tr>
+      <w:tr>
+        <w:trPr>
+          <w:trHeight w:val="566"/>
+        </w:trPr>
+        <w:tc>
+          <w:tcPr>
+            <w:tcW w:w="2760" w:type="dxa"/>
+          </w:tcPr>
+          <w:p>
+            <w:r>
+              <w:t>SEGURANÇA</w:t>
+            </w:r>
+          </w:p>
+        </w:tc>
+        <w:tc>
+          <w:tcPr>
+            <w:tcW w:w="2287" w:type="dxa"/>
+          </w:tcPr>
+          <w:p>
+            <w:r>
+              <w:t>Boa segurança, com atualizações, firewall integrado. Porém, é mais visado por ataques devido á popularidade</w:t>
+            </w:r>
+          </w:p>
+        </w:tc>
+        <w:tc>
+          <w:tcPr>
+            <w:tcW w:w="2069" w:type="dxa"/>
+          </w:tcPr>
+          <w:p>
+            <w:r>
+              <w:t>Alta segurança, com atualizações frequentes, forte controle de permissões. Muito usado em servidores críticos.</w:t>
+            </w:r>
+          </w:p>
+        </w:tc>
+      </w:tr>
+      <w:tr>
+        <w:trPr>
+          <w:trHeight w:val="538"/>
+        </w:trPr>
+        <w:tc>
+          <w:tcPr>
+            <w:tcW w:w="2760" w:type="dxa"/>
+          </w:tcPr>
+          <w:p>
+            <w:r>
+              <w:t>SUPORTE  a IOT</w:t>
+            </w:r>
+          </w:p>
+        </w:tc>
+        <w:tc>
+          <w:tcPr>
+            <w:tcW w:w="2287" w:type="dxa"/>
+          </w:tcPr>
+          <w:p>
+            <w:r>
+              <w:t>Suporte razoável, mas geralmente depende de softwares proprietários e maior consumo de recursos.</w:t>
+            </w:r>
+          </w:p>
+        </w:tc>
+        <w:tc>
+          <w:tcPr>
+            <w:tcW w:w="2069" w:type="dxa"/>
+          </w:tcPr>
+          <w:p>
+            <w:r>
+              <w:t>Excelente suporte a IoT, compatível com sensores, além de baixo consumo de recursos.</w:t>
+            </w:r>
+          </w:p>
+        </w:tc>
+      </w:tr>
+    </w:tbl>
+    <w:p>
+      <w:pPr>
+        <w:pStyle w:val="Ttulo1"/>
+        <w:numPr>
+          <w:ilvl w:val="0"/>
+          <w:numId w:val="0"/>
+        </w:numPr>
+        <w:ind w:left="1288" w:hanging="360"/>
+      </w:pPr>
+    </w:p>
+    <w:p>
+      <w:pPr>
+        <w:pStyle w:val="Ttulo1"/>
+        <w:numPr>
+          <w:ilvl w:val="0"/>
+          <w:numId w:val="0"/>
+        </w:numPr>
+        <w:ind w:left="1288"/>
+        <w:rPr>
+          <w:lang w:val="pt-BR"/>
+        </w:rPr>
+      </w:pPr>
+    </w:p>
+    <w:p>
+      <w:pPr>
+        <w:pStyle w:val="Ttulo1"/>
+        <w:numPr>
+          <w:ilvl w:val="0"/>
+          <w:numId w:val="0"/>
+        </w:numPr>
+        <w:ind w:left="1288"/>
+        <w:rPr>
+          <w:lang w:val="pt-BR"/>
+        </w:rPr>
+      </w:pPr>
+    </w:p>
+    <w:p>
+      <w:pPr>
+        <w:pStyle w:val="Ttulo1"/>
+        <w:numPr>
+          <w:ilvl w:val="0"/>
+          <w:numId w:val="0"/>
+        </w:numPr>
+        <w:ind w:left="1288"/>
+        <w:rPr>
+          <w:lang w:val="pt-BR"/>
+        </w:rPr>
+      </w:pPr>
+    </w:p>
     <w:sectPr>
       <w:pgSz w:w="11910" w:h="16840"/>
       <w:pgMar w:top="1320" w:right="992" w:bottom="1240" w:left="1559" w:header="0" w:footer="1056" w:gutter="0"/>
@@ -2327,6 +2802,95 @@
     </w:lvl>
   </w:abstractNum>
   <w:abstractNum w:abstractNumId="8" w15:restartNumberingAfterBreak="0">
+    <w:nsid w:val="09FE0599"/>
+    <w:multiLevelType w:val="hybridMultilevel"/>
+    <w:tmpl w:val="FEEA2454"/>
+    <w:lvl w:ilvl="0" w:tplc="824641BA">
+      <w:start w:val="4"/>
+      <w:numFmt w:val="decimal"/>
+      <w:lvlText w:val="%1"/>
+      <w:lvlJc w:val="left"/>
+      <w:pPr>
+        <w:ind w:left="1080" w:hanging="360"/>
+      </w:pPr>
+      <w:rPr>
+        <w:rFonts w:hint="default"/>
+      </w:rPr>
+    </w:lvl>
+    <w:lvl w:ilvl="1" w:tplc="04160019" w:tentative="1">
+      <w:start w:val="1"/>
+      <w:numFmt w:val="lowerLetter"/>
+      <w:lvlText w:val="%2."/>
+      <w:lvlJc w:val="left"/>
+      <w:pPr>
+        <w:ind w:left="1800" w:hanging="360"/>
+      </w:pPr>
+    </w:lvl>
+    <w:lvl w:ilvl="2" w:tplc="0416001B" w:tentative="1">
+      <w:start w:val="1"/>
+      <w:numFmt w:val="lowerRoman"/>
+      <w:lvlText w:val="%3."/>
+      <w:lvlJc w:val="right"/>
+      <w:pPr>
+        <w:ind w:left="2520" w:hanging="180"/>
+      </w:pPr>
+    </w:lvl>
+    <w:lvl w:ilvl="3" w:tplc="0416000F" w:tentative="1">
+      <w:start w:val="1"/>
+      <w:numFmt w:val="decimal"/>
+      <w:lvlText w:val="%4."/>
+      <w:lvlJc w:val="left"/>
+      <w:pPr>
+        <w:ind w:left="3240" w:hanging="360"/>
+      </w:pPr>
+    </w:lvl>
+    <w:lvl w:ilvl="4" w:tplc="04160019" w:tentative="1">
+      <w:start w:val="1"/>
+      <w:numFmt w:val="lowerLetter"/>
+      <w:lvlText w:val="%5."/>
+      <w:lvlJc w:val="left"/>
+      <w:pPr>
+        <w:ind w:left="3960" w:hanging="360"/>
+      </w:pPr>
+    </w:lvl>
+    <w:lvl w:ilvl="5" w:tplc="0416001B" w:tentative="1">
+      <w:start w:val="1"/>
+      <w:numFmt w:val="lowerRoman"/>
+      <w:lvlText w:val="%6."/>
+      <w:lvlJc w:val="right"/>
+      <w:pPr>
+        <w:ind w:left="4680" w:hanging="180"/>
+      </w:pPr>
+    </w:lvl>
+    <w:lvl w:ilvl="6" w:tplc="0416000F" w:tentative="1">
+      <w:start w:val="1"/>
+      <w:numFmt w:val="decimal"/>
+      <w:lvlText w:val="%7."/>
+      <w:lvlJc w:val="left"/>
+      <w:pPr>
+        <w:ind w:left="5400" w:hanging="360"/>
+      </w:pPr>
+    </w:lvl>
+    <w:lvl w:ilvl="7" w:tplc="04160019" w:tentative="1">
+      <w:start w:val="1"/>
+      <w:numFmt w:val="lowerLetter"/>
+      <w:lvlText w:val="%8."/>
+      <w:lvlJc w:val="left"/>
+      <w:pPr>
+        <w:ind w:left="6120" w:hanging="360"/>
+      </w:pPr>
+    </w:lvl>
+    <w:lvl w:ilvl="8" w:tplc="0416001B" w:tentative="1">
+      <w:start w:val="1"/>
+      <w:numFmt w:val="lowerRoman"/>
+      <w:lvlText w:val="%9."/>
+      <w:lvlJc w:val="right"/>
+      <w:pPr>
+        <w:ind w:left="6840" w:hanging="180"/>
+      </w:pPr>
+    </w:lvl>
+  </w:abstractNum>
+  <w:abstractNum w:abstractNumId="9" w15:restartNumberingAfterBreak="0">
     <w:nsid w:val="0CE02C37"/>
     <w:multiLevelType w:val="hybridMultilevel"/>
     <w:tmpl w:val="C5585B2E"/>
@@ -2439,7 +3003,7 @@
       </w:rPr>
     </w:lvl>
   </w:abstractNum>
-  <w:abstractNum w:abstractNumId="9" w15:restartNumberingAfterBreak="0">
+  <w:abstractNum w:abstractNumId="10" w15:restartNumberingAfterBreak="0">
     <w:nsid w:val="0FD92CF2"/>
     <w:multiLevelType w:val="multilevel"/>
     <w:tmpl w:val="EB20B338"/>
@@ -2588,7 +3152,7 @@
       </w:rPr>
     </w:lvl>
   </w:abstractNum>
-  <w:abstractNum w:abstractNumId="10" w15:restartNumberingAfterBreak="0">
+  <w:abstractNum w:abstractNumId="11" w15:restartNumberingAfterBreak="0">
     <w:nsid w:val="11231889"/>
     <w:multiLevelType w:val="multilevel"/>
     <w:tmpl w:val="E3C0D47E"/>
@@ -2737,7 +3301,7 @@
       </w:rPr>
     </w:lvl>
   </w:abstractNum>
-  <w:abstractNum w:abstractNumId="11" w15:restartNumberingAfterBreak="0">
+  <w:abstractNum w:abstractNumId="12" w15:restartNumberingAfterBreak="0">
     <w:nsid w:val="116035F7"/>
     <w:multiLevelType w:val="hybridMultilevel"/>
     <w:tmpl w:val="8B0A76A8"/>
@@ -2826,7 +3390,7 @@
       </w:pPr>
     </w:lvl>
   </w:abstractNum>
-  <w:abstractNum w:abstractNumId="12" w15:restartNumberingAfterBreak="0">
+  <w:abstractNum w:abstractNumId="13" w15:restartNumberingAfterBreak="0">
     <w:nsid w:val="13D33BDE"/>
     <w:multiLevelType w:val="hybridMultilevel"/>
     <w:tmpl w:val="27AAFE52"/>
@@ -2916,7 +3480,7 @@
       </w:pPr>
     </w:lvl>
   </w:abstractNum>
-  <w:abstractNum w:abstractNumId="13" w15:restartNumberingAfterBreak="0">
+  <w:abstractNum w:abstractNumId="14" w15:restartNumberingAfterBreak="0">
     <w:nsid w:val="223B6533"/>
     <w:multiLevelType w:val="hybridMultilevel"/>
     <w:tmpl w:val="C1545842"/>
@@ -3029,7 +3593,7 @@
       </w:rPr>
     </w:lvl>
   </w:abstractNum>
-  <w:abstractNum w:abstractNumId="14" w15:restartNumberingAfterBreak="0">
+  <w:abstractNum w:abstractNumId="15" w15:restartNumberingAfterBreak="0">
     <w:nsid w:val="27290E01"/>
     <w:multiLevelType w:val="hybridMultilevel"/>
     <w:tmpl w:val="C9F08460"/>
@@ -3151,7 +3715,7 @@
       </w:rPr>
     </w:lvl>
   </w:abstractNum>
-  <w:abstractNum w:abstractNumId="15" w15:restartNumberingAfterBreak="0">
+  <w:abstractNum w:abstractNumId="16" w15:restartNumberingAfterBreak="0">
     <w:nsid w:val="290F58E0"/>
     <w:multiLevelType w:val="hybridMultilevel"/>
     <w:tmpl w:val="D85848A6"/>
@@ -3264,7 +3828,7 @@
       </w:rPr>
     </w:lvl>
   </w:abstractNum>
-  <w:abstractNum w:abstractNumId="16" w15:restartNumberingAfterBreak="0">
+  <w:abstractNum w:abstractNumId="17" w15:restartNumberingAfterBreak="0">
     <w:nsid w:val="2B371857"/>
     <w:multiLevelType w:val="hybridMultilevel"/>
     <w:tmpl w:val="C9AE9DE4"/>
@@ -3377,7 +3941,7 @@
       </w:rPr>
     </w:lvl>
   </w:abstractNum>
-  <w:abstractNum w:abstractNumId="17" w15:restartNumberingAfterBreak="0">
+  <w:abstractNum w:abstractNumId="18" w15:restartNumberingAfterBreak="0">
     <w:nsid w:val="32B16AEB"/>
     <w:multiLevelType w:val="hybridMultilevel"/>
     <w:tmpl w:val="2D00E526"/>
@@ -3490,7 +4054,7 @@
       </w:rPr>
     </w:lvl>
   </w:abstractNum>
-  <w:abstractNum w:abstractNumId="18" w15:restartNumberingAfterBreak="0">
+  <w:abstractNum w:abstractNumId="19" w15:restartNumberingAfterBreak="0">
     <w:nsid w:val="35CF13E8"/>
     <w:multiLevelType w:val="hybridMultilevel"/>
     <w:tmpl w:val="A072DB8E"/>
@@ -3611,7 +4175,96 @@
       </w:rPr>
     </w:lvl>
   </w:abstractNum>
-  <w:abstractNum w:abstractNumId="19" w15:restartNumberingAfterBreak="0">
+  <w:abstractNum w:abstractNumId="20" w15:restartNumberingAfterBreak="0">
+    <w:nsid w:val="3C996C78"/>
+    <w:multiLevelType w:val="hybridMultilevel"/>
+    <w:tmpl w:val="0F6CFE82"/>
+    <w:lvl w:ilvl="0" w:tplc="8F0E8134">
+      <w:start w:val="3"/>
+      <w:numFmt w:val="decimal"/>
+      <w:lvlText w:val="%1."/>
+      <w:lvlJc w:val="left"/>
+      <w:pPr>
+        <w:ind w:left="1288" w:hanging="360"/>
+      </w:pPr>
+      <w:rPr>
+        <w:rFonts w:hint="default"/>
+      </w:rPr>
+    </w:lvl>
+    <w:lvl w:ilvl="1" w:tplc="04160019" w:tentative="1">
+      <w:start w:val="1"/>
+      <w:numFmt w:val="lowerLetter"/>
+      <w:lvlText w:val="%2."/>
+      <w:lvlJc w:val="left"/>
+      <w:pPr>
+        <w:ind w:left="2008" w:hanging="360"/>
+      </w:pPr>
+    </w:lvl>
+    <w:lvl w:ilvl="2" w:tplc="0416001B" w:tentative="1">
+      <w:start w:val="1"/>
+      <w:numFmt w:val="lowerRoman"/>
+      <w:lvlText w:val="%3."/>
+      <w:lvlJc w:val="right"/>
+      <w:pPr>
+        <w:ind w:left="2728" w:hanging="180"/>
+      </w:pPr>
+    </w:lvl>
+    <w:lvl w:ilvl="3" w:tplc="0416000F" w:tentative="1">
+      <w:start w:val="1"/>
+      <w:numFmt w:val="decimal"/>
+      <w:lvlText w:val="%4."/>
+      <w:lvlJc w:val="left"/>
+      <w:pPr>
+        <w:ind w:left="3448" w:hanging="360"/>
+      </w:pPr>
+    </w:lvl>
+    <w:lvl w:ilvl="4" w:tplc="04160019" w:tentative="1">
+      <w:start w:val="1"/>
+      <w:numFmt w:val="lowerLetter"/>
+      <w:lvlText w:val="%5."/>
+      <w:lvlJc w:val="left"/>
+      <w:pPr>
+        <w:ind w:left="4168" w:hanging="360"/>
+      </w:pPr>
+    </w:lvl>
+    <w:lvl w:ilvl="5" w:tplc="0416001B" w:tentative="1">
+      <w:start w:val="1"/>
+      <w:numFmt w:val="lowerRoman"/>
+      <w:lvlText w:val="%6."/>
+      <w:lvlJc w:val="right"/>
+      <w:pPr>
+        <w:ind w:left="4888" w:hanging="180"/>
+      </w:pPr>
+    </w:lvl>
+    <w:lvl w:ilvl="6" w:tplc="0416000F" w:tentative="1">
+      <w:start w:val="1"/>
+      <w:numFmt w:val="decimal"/>
+      <w:lvlText w:val="%7."/>
+      <w:lvlJc w:val="left"/>
+      <w:pPr>
+        <w:ind w:left="5608" w:hanging="360"/>
+      </w:pPr>
+    </w:lvl>
+    <w:lvl w:ilvl="7" w:tplc="04160019" w:tentative="1">
+      <w:start w:val="1"/>
+      <w:numFmt w:val="lowerLetter"/>
+      <w:lvlText w:val="%8."/>
+      <w:lvlJc w:val="left"/>
+      <w:pPr>
+        <w:ind w:left="6328" w:hanging="360"/>
+      </w:pPr>
+    </w:lvl>
+    <w:lvl w:ilvl="8" w:tplc="0416001B" w:tentative="1">
+      <w:start w:val="1"/>
+      <w:numFmt w:val="lowerRoman"/>
+      <w:lvlText w:val="%9."/>
+      <w:lvlJc w:val="right"/>
+      <w:pPr>
+        <w:ind w:left="7048" w:hanging="180"/>
+      </w:pPr>
+    </w:lvl>
+  </w:abstractNum>
+  <w:abstractNum w:abstractNumId="21" w15:restartNumberingAfterBreak="0">
     <w:nsid w:val="4644551E"/>
     <w:multiLevelType w:val="multilevel"/>
     <w:tmpl w:val="75A238CE"/>
@@ -3742,7 +4395,7 @@
       </w:rPr>
     </w:lvl>
   </w:abstractNum>
-  <w:abstractNum w:abstractNumId="20" w15:restartNumberingAfterBreak="0">
+  <w:abstractNum w:abstractNumId="22" w15:restartNumberingAfterBreak="0">
     <w:nsid w:val="46B006B2"/>
     <w:multiLevelType w:val="multilevel"/>
     <w:tmpl w:val="290060CA"/>
@@ -3891,7 +4544,7 @@
       </w:rPr>
     </w:lvl>
   </w:abstractNum>
-  <w:abstractNum w:abstractNumId="21" w15:restartNumberingAfterBreak="0">
+  <w:abstractNum w:abstractNumId="23" w15:restartNumberingAfterBreak="0">
     <w:nsid w:val="48D56462"/>
     <w:multiLevelType w:val="multilevel"/>
     <w:tmpl w:val="8CDA26DC"/>
@@ -4040,7 +4693,185 @@
       </w:rPr>
     </w:lvl>
   </w:abstractNum>
-  <w:abstractNum w:abstractNumId="22" w15:restartNumberingAfterBreak="0">
+  <w:abstractNum w:abstractNumId="24" w15:restartNumberingAfterBreak="0">
+    <w:nsid w:val="4AE5751A"/>
+    <w:multiLevelType w:val="hybridMultilevel"/>
+    <w:tmpl w:val="A4524C16"/>
+    <w:lvl w:ilvl="0" w:tplc="534871D0">
+      <w:start w:val="3"/>
+      <w:numFmt w:val="decimal"/>
+      <w:lvlText w:val="%1"/>
+      <w:lvlJc w:val="left"/>
+      <w:pPr>
+        <w:ind w:left="1288" w:hanging="360"/>
+      </w:pPr>
+      <w:rPr>
+        <w:rFonts w:hint="default"/>
+      </w:rPr>
+    </w:lvl>
+    <w:lvl w:ilvl="1" w:tplc="04160019" w:tentative="1">
+      <w:start w:val="1"/>
+      <w:numFmt w:val="lowerLetter"/>
+      <w:lvlText w:val="%2."/>
+      <w:lvlJc w:val="left"/>
+      <w:pPr>
+        <w:ind w:left="2008" w:hanging="360"/>
+      </w:pPr>
+    </w:lvl>
+    <w:lvl w:ilvl="2" w:tplc="0416001B" w:tentative="1">
+      <w:start w:val="1"/>
+      <w:numFmt w:val="lowerRoman"/>
+      <w:lvlText w:val="%3."/>
+      <w:lvlJc w:val="right"/>
+      <w:pPr>
+        <w:ind w:left="2728" w:hanging="180"/>
+      </w:pPr>
+    </w:lvl>
+    <w:lvl w:ilvl="3" w:tplc="0416000F" w:tentative="1">
+      <w:start w:val="1"/>
+      <w:numFmt w:val="decimal"/>
+      <w:lvlText w:val="%4."/>
+      <w:lvlJc w:val="left"/>
+      <w:pPr>
+        <w:ind w:left="3448" w:hanging="360"/>
+      </w:pPr>
+    </w:lvl>
+    <w:lvl w:ilvl="4" w:tplc="04160019" w:tentative="1">
+      <w:start w:val="1"/>
+      <w:numFmt w:val="lowerLetter"/>
+      <w:lvlText w:val="%5."/>
+      <w:lvlJc w:val="left"/>
+      <w:pPr>
+        <w:ind w:left="4168" w:hanging="360"/>
+      </w:pPr>
+    </w:lvl>
+    <w:lvl w:ilvl="5" w:tplc="0416001B" w:tentative="1">
+      <w:start w:val="1"/>
+      <w:numFmt w:val="lowerRoman"/>
+      <w:lvlText w:val="%6."/>
+      <w:lvlJc w:val="right"/>
+      <w:pPr>
+        <w:ind w:left="4888" w:hanging="180"/>
+      </w:pPr>
+    </w:lvl>
+    <w:lvl w:ilvl="6" w:tplc="0416000F" w:tentative="1">
+      <w:start w:val="1"/>
+      <w:numFmt w:val="decimal"/>
+      <w:lvlText w:val="%7."/>
+      <w:lvlJc w:val="left"/>
+      <w:pPr>
+        <w:ind w:left="5608" w:hanging="360"/>
+      </w:pPr>
+    </w:lvl>
+    <w:lvl w:ilvl="7" w:tplc="04160019" w:tentative="1">
+      <w:start w:val="1"/>
+      <w:numFmt w:val="lowerLetter"/>
+      <w:lvlText w:val="%8."/>
+      <w:lvlJc w:val="left"/>
+      <w:pPr>
+        <w:ind w:left="6328" w:hanging="360"/>
+      </w:pPr>
+    </w:lvl>
+    <w:lvl w:ilvl="8" w:tplc="0416001B" w:tentative="1">
+      <w:start w:val="1"/>
+      <w:numFmt w:val="lowerRoman"/>
+      <w:lvlText w:val="%9."/>
+      <w:lvlJc w:val="right"/>
+      <w:pPr>
+        <w:ind w:left="7048" w:hanging="180"/>
+      </w:pPr>
+    </w:lvl>
+  </w:abstractNum>
+  <w:abstractNum w:abstractNumId="25" w15:restartNumberingAfterBreak="0">
+    <w:nsid w:val="4BF120FB"/>
+    <w:multiLevelType w:val="hybridMultilevel"/>
+    <w:tmpl w:val="D0BAFB06"/>
+    <w:lvl w:ilvl="0" w:tplc="DD08187C">
+      <w:start w:val="5"/>
+      <w:numFmt w:val="decimal"/>
+      <w:lvlText w:val="%1"/>
+      <w:lvlJc w:val="left"/>
+      <w:pPr>
+        <w:ind w:left="1080" w:hanging="360"/>
+      </w:pPr>
+      <w:rPr>
+        <w:rFonts w:hint="default"/>
+      </w:rPr>
+    </w:lvl>
+    <w:lvl w:ilvl="1" w:tplc="04160019" w:tentative="1">
+      <w:start w:val="1"/>
+      <w:numFmt w:val="lowerLetter"/>
+      <w:lvlText w:val="%2."/>
+      <w:lvlJc w:val="left"/>
+      <w:pPr>
+        <w:ind w:left="1800" w:hanging="360"/>
+      </w:pPr>
+    </w:lvl>
+    <w:lvl w:ilvl="2" w:tplc="0416001B" w:tentative="1">
+      <w:start w:val="1"/>
+      <w:numFmt w:val="lowerRoman"/>
+      <w:lvlText w:val="%3."/>
+      <w:lvlJc w:val="right"/>
+      <w:pPr>
+        <w:ind w:left="2520" w:hanging="180"/>
+      </w:pPr>
+    </w:lvl>
+    <w:lvl w:ilvl="3" w:tplc="0416000F" w:tentative="1">
+      <w:start w:val="1"/>
+      <w:numFmt w:val="decimal"/>
+      <w:lvlText w:val="%4."/>
+      <w:lvlJc w:val="left"/>
+      <w:pPr>
+        <w:ind w:left="3240" w:hanging="360"/>
+      </w:pPr>
+    </w:lvl>
+    <w:lvl w:ilvl="4" w:tplc="04160019" w:tentative="1">
+      <w:start w:val="1"/>
+      <w:numFmt w:val="lowerLetter"/>
+      <w:lvlText w:val="%5."/>
+      <w:lvlJc w:val="left"/>
+      <w:pPr>
+        <w:ind w:left="3960" w:hanging="360"/>
+      </w:pPr>
+    </w:lvl>
+    <w:lvl w:ilvl="5" w:tplc="0416001B" w:tentative="1">
+      <w:start w:val="1"/>
+      <w:numFmt w:val="lowerRoman"/>
+      <w:lvlText w:val="%6."/>
+      <w:lvlJc w:val="right"/>
+      <w:pPr>
+        <w:ind w:left="4680" w:hanging="180"/>
+      </w:pPr>
+    </w:lvl>
+    <w:lvl w:ilvl="6" w:tplc="0416000F" w:tentative="1">
+      <w:start w:val="1"/>
+      <w:numFmt w:val="decimal"/>
+      <w:lvlText w:val="%7."/>
+      <w:lvlJc w:val="left"/>
+      <w:pPr>
+        <w:ind w:left="5400" w:hanging="360"/>
+      </w:pPr>
+    </w:lvl>
+    <w:lvl w:ilvl="7" w:tplc="04160019" w:tentative="1">
+      <w:start w:val="1"/>
+      <w:numFmt w:val="lowerLetter"/>
+      <w:lvlText w:val="%8."/>
+      <w:lvlJc w:val="left"/>
+      <w:pPr>
+        <w:ind w:left="6120" w:hanging="360"/>
+      </w:pPr>
+    </w:lvl>
+    <w:lvl w:ilvl="8" w:tplc="0416001B" w:tentative="1">
+      <w:start w:val="1"/>
+      <w:numFmt w:val="lowerRoman"/>
+      <w:lvlText w:val="%9."/>
+      <w:lvlJc w:val="right"/>
+      <w:pPr>
+        <w:ind w:left="6840" w:hanging="180"/>
+      </w:pPr>
+    </w:lvl>
+  </w:abstractNum>
+  <w:abstractNum w:abstractNumId="26" w15:restartNumberingAfterBreak="0">
     <w:nsid w:val="4D4507A8"/>
     <w:multiLevelType w:val="hybridMultilevel"/>
     <w:tmpl w:val="E2208686"/>
@@ -4153,7 +4984,7 @@
       </w:rPr>
     </w:lvl>
   </w:abstractNum>
-  <w:abstractNum w:abstractNumId="23" w15:restartNumberingAfterBreak="0">
+  <w:abstractNum w:abstractNumId="27" w15:restartNumberingAfterBreak="0">
     <w:nsid w:val="533978D7"/>
     <w:multiLevelType w:val="multilevel"/>
     <w:tmpl w:val="6332EB6E"/>
@@ -4302,7 +5133,7 @@
       </w:rPr>
     </w:lvl>
   </w:abstractNum>
-  <w:abstractNum w:abstractNumId="24" w15:restartNumberingAfterBreak="0">
+  <w:abstractNum w:abstractNumId="28" w15:restartNumberingAfterBreak="0">
     <w:nsid w:val="567A4F0C"/>
     <w:multiLevelType w:val="multilevel"/>
     <w:tmpl w:val="8AE87B5C"/>
@@ -4451,7 +5282,7 @@
       </w:rPr>
     </w:lvl>
   </w:abstractNum>
-  <w:abstractNum w:abstractNumId="25" w15:restartNumberingAfterBreak="0">
+  <w:abstractNum w:abstractNumId="29" w15:restartNumberingAfterBreak="0">
     <w:nsid w:val="58E3549B"/>
     <w:multiLevelType w:val="multilevel"/>
     <w:tmpl w:val="2D022A2A"/>
@@ -4600,7 +5431,7 @@
       </w:rPr>
     </w:lvl>
   </w:abstractNum>
-  <w:abstractNum w:abstractNumId="26" w15:restartNumberingAfterBreak="0">
+  <w:abstractNum w:abstractNumId="30" w15:restartNumberingAfterBreak="0">
     <w:nsid w:val="5A8602D0"/>
     <w:multiLevelType w:val="multilevel"/>
     <w:tmpl w:val="887C7E0A"/>
@@ -4719,7 +5550,7 @@
       </w:rPr>
     </w:lvl>
   </w:abstractNum>
-  <w:abstractNum w:abstractNumId="27" w15:restartNumberingAfterBreak="0">
+  <w:abstractNum w:abstractNumId="31" w15:restartNumberingAfterBreak="0">
     <w:nsid w:val="5AE435CB"/>
     <w:multiLevelType w:val="hybridMultilevel"/>
     <w:tmpl w:val="EAD472D8"/>
@@ -4805,7 +5636,7 @@
       </w:pPr>
     </w:lvl>
   </w:abstractNum>
-  <w:abstractNum w:abstractNumId="28" w15:restartNumberingAfterBreak="0">
+  <w:abstractNum w:abstractNumId="32" w15:restartNumberingAfterBreak="0">
     <w:nsid w:val="5D5437F3"/>
     <w:multiLevelType w:val="multilevel"/>
     <w:tmpl w:val="5B4854F8"/>
@@ -4936,7 +5767,7 @@
       </w:rPr>
     </w:lvl>
   </w:abstractNum>
-  <w:abstractNum w:abstractNumId="29" w15:restartNumberingAfterBreak="0">
+  <w:abstractNum w:abstractNumId="33" w15:restartNumberingAfterBreak="0">
     <w:nsid w:val="5FFE66B4"/>
     <w:multiLevelType w:val="hybridMultilevel"/>
     <w:tmpl w:val="67F6DFD0"/>
@@ -5058,7 +5889,7 @@
       </w:rPr>
     </w:lvl>
   </w:abstractNum>
-  <w:abstractNum w:abstractNumId="30" w15:restartNumberingAfterBreak="0">
+  <w:abstractNum w:abstractNumId="34" w15:restartNumberingAfterBreak="0">
     <w:nsid w:val="65181CB0"/>
     <w:multiLevelType w:val="multilevel"/>
     <w:tmpl w:val="685AAC64"/>
@@ -5207,7 +6038,7 @@
       </w:rPr>
     </w:lvl>
   </w:abstractNum>
-  <w:abstractNum w:abstractNumId="31" w15:restartNumberingAfterBreak="0">
+  <w:abstractNum w:abstractNumId="35" w15:restartNumberingAfterBreak="0">
     <w:nsid w:val="66D95602"/>
     <w:multiLevelType w:val="hybridMultilevel"/>
     <w:tmpl w:val="B59C9EFA"/>
@@ -5320,7 +6151,7 @@
       </w:rPr>
     </w:lvl>
   </w:abstractNum>
-  <w:abstractNum w:abstractNumId="32" w15:restartNumberingAfterBreak="0">
+  <w:abstractNum w:abstractNumId="36" w15:restartNumberingAfterBreak="0">
     <w:nsid w:val="6C6C45D1"/>
     <w:multiLevelType w:val="multilevel"/>
     <w:tmpl w:val="5EDCA498"/>
@@ -5443,7 +6274,7 @@
       </w:rPr>
     </w:lvl>
   </w:abstractNum>
-  <w:abstractNum w:abstractNumId="33" w15:restartNumberingAfterBreak="0">
+  <w:abstractNum w:abstractNumId="37" w15:restartNumberingAfterBreak="0">
     <w:nsid w:val="744E29C6"/>
     <w:multiLevelType w:val="hybridMultilevel"/>
     <w:tmpl w:val="BA6EB2FC"/>
@@ -5556,7 +6387,7 @@
       </w:rPr>
     </w:lvl>
   </w:abstractNum>
-  <w:abstractNum w:abstractNumId="34" w15:restartNumberingAfterBreak="0">
+  <w:abstractNum w:abstractNumId="38" w15:restartNumberingAfterBreak="0">
     <w:nsid w:val="77A24D2A"/>
     <w:multiLevelType w:val="multilevel"/>
     <w:tmpl w:val="1FEE36E2"/>
@@ -5705,7 +6536,7 @@
       </w:rPr>
     </w:lvl>
   </w:abstractNum>
-  <w:abstractNum w:abstractNumId="35" w15:restartNumberingAfterBreak="0">
+  <w:abstractNum w:abstractNumId="39" w15:restartNumberingAfterBreak="0">
     <w:nsid w:val="77C52324"/>
     <w:multiLevelType w:val="multilevel"/>
     <w:tmpl w:val="87125028"/>
@@ -5854,7 +6685,7 @@
       </w:rPr>
     </w:lvl>
   </w:abstractNum>
-  <w:abstractNum w:abstractNumId="36" w15:restartNumberingAfterBreak="0">
+  <w:abstractNum w:abstractNumId="40" w15:restartNumberingAfterBreak="0">
     <w:nsid w:val="7B0845BA"/>
     <w:multiLevelType w:val="hybridMultilevel"/>
     <w:tmpl w:val="8B72120A"/>
@@ -5967,7 +6798,7 @@
       </w:rPr>
     </w:lvl>
   </w:abstractNum>
-  <w:abstractNum w:abstractNumId="37" w15:restartNumberingAfterBreak="0">
+  <w:abstractNum w:abstractNumId="41" w15:restartNumberingAfterBreak="0">
     <w:nsid w:val="7D630616"/>
     <w:multiLevelType w:val="hybridMultilevel"/>
     <w:tmpl w:val="3AFC3BD6"/>
@@ -6081,91 +6912,91 @@
     </w:lvl>
   </w:abstractNum>
   <w:num w:numId="1" w16cid:durableId="1164202326">
-    <w:abstractNumId w:val="29"/>
+    <w:abstractNumId w:val="33"/>
   </w:num>
   <w:num w:numId="2" w16cid:durableId="1155225147">
-    <w:abstractNumId w:val="18"/>
+    <w:abstractNumId w:val="19"/>
   </w:num>
   <w:num w:numId="3" w16cid:durableId="1214924923">
     <w:abstractNumId w:val="1"/>
   </w:num>
   <w:num w:numId="4" w16cid:durableId="1514415371">
-    <w:abstractNumId w:val="28"/>
+    <w:abstractNumId w:val="32"/>
   </w:num>
   <w:num w:numId="5" w16cid:durableId="1520007324">
-    <w:abstractNumId w:val="14"/>
+    <w:abstractNumId w:val="15"/>
   </w:num>
   <w:num w:numId="6" w16cid:durableId="1007173048">
-    <w:abstractNumId w:val="32"/>
+    <w:abstractNumId w:val="36"/>
   </w:num>
   <w:num w:numId="7" w16cid:durableId="262109842">
-    <w:abstractNumId w:val="19"/>
+    <w:abstractNumId w:val="21"/>
   </w:num>
   <w:num w:numId="8" w16cid:durableId="107091938">
-    <w:abstractNumId w:val="34"/>
+    <w:abstractNumId w:val="38"/>
   </w:num>
   <w:num w:numId="9" w16cid:durableId="1941831999">
-    <w:abstractNumId w:val="25"/>
+    <w:abstractNumId w:val="29"/>
   </w:num>
   <w:num w:numId="10" w16cid:durableId="15079955">
     <w:abstractNumId w:val="6"/>
   </w:num>
   <w:num w:numId="11" w16cid:durableId="223639568">
-    <w:abstractNumId w:val="9"/>
+    <w:abstractNumId w:val="10"/>
   </w:num>
   <w:num w:numId="12" w16cid:durableId="1395935866">
     <w:abstractNumId w:val="0"/>
   </w:num>
   <w:num w:numId="13" w16cid:durableId="224414802">
-    <w:abstractNumId w:val="30"/>
+    <w:abstractNumId w:val="34"/>
   </w:num>
   <w:num w:numId="14" w16cid:durableId="1813062624">
-    <w:abstractNumId w:val="12"/>
+    <w:abstractNumId w:val="13"/>
   </w:num>
   <w:num w:numId="15" w16cid:durableId="1071579859">
-    <w:abstractNumId w:val="35"/>
+    <w:abstractNumId w:val="39"/>
   </w:num>
   <w:num w:numId="16" w16cid:durableId="1177882883">
-    <w:abstractNumId w:val="10"/>
+    <w:abstractNumId w:val="11"/>
   </w:num>
   <w:num w:numId="17" w16cid:durableId="467893428">
-    <w:abstractNumId w:val="21"/>
+    <w:abstractNumId w:val="23"/>
   </w:num>
   <w:num w:numId="18" w16cid:durableId="896626989">
-    <w:abstractNumId w:val="23"/>
+    <w:abstractNumId w:val="27"/>
   </w:num>
   <w:num w:numId="19" w16cid:durableId="650864125">
-    <w:abstractNumId w:val="26"/>
+    <w:abstractNumId w:val="30"/>
   </w:num>
   <w:num w:numId="20" w16cid:durableId="10255561">
     <w:abstractNumId w:val="5"/>
   </w:num>
   <w:num w:numId="21" w16cid:durableId="1775396718">
-    <w:abstractNumId w:val="24"/>
+    <w:abstractNumId w:val="28"/>
   </w:num>
   <w:num w:numId="22" w16cid:durableId="1073813005">
-    <w:abstractNumId w:val="20"/>
+    <w:abstractNumId w:val="22"/>
   </w:num>
   <w:num w:numId="23" w16cid:durableId="1275091138">
-    <w:abstractNumId w:val="37"/>
+    <w:abstractNumId w:val="41"/>
   </w:num>
   <w:num w:numId="24" w16cid:durableId="798644968">
-    <w:abstractNumId w:val="22"/>
+    <w:abstractNumId w:val="26"/>
   </w:num>
   <w:num w:numId="25" w16cid:durableId="898588856">
-    <w:abstractNumId w:val="16"/>
+    <w:abstractNumId w:val="17"/>
   </w:num>
   <w:num w:numId="26" w16cid:durableId="378940625">
-    <w:abstractNumId w:val="8"/>
+    <w:abstractNumId w:val="9"/>
   </w:num>
   <w:num w:numId="27" w16cid:durableId="1802920158">
-    <w:abstractNumId w:val="31"/>
+    <w:abstractNumId w:val="35"/>
   </w:num>
   <w:num w:numId="28" w16cid:durableId="90510206">
     <w:abstractNumId w:val="7"/>
   </w:num>
   <w:num w:numId="29" w16cid:durableId="905724259">
-    <w:abstractNumId w:val="15"/>
+    <w:abstractNumId w:val="16"/>
   </w:num>
   <w:num w:numId="30" w16cid:durableId="323704180">
     <w:abstractNumId w:val="3"/>
@@ -6177,22 +7008,34 @@
     <w:abstractNumId w:val="4"/>
   </w:num>
   <w:num w:numId="33" w16cid:durableId="670907596">
-    <w:abstractNumId w:val="13"/>
+    <w:abstractNumId w:val="14"/>
   </w:num>
   <w:num w:numId="34" w16cid:durableId="1291940541">
-    <w:abstractNumId w:val="36"/>
+    <w:abstractNumId w:val="40"/>
   </w:num>
   <w:num w:numId="35" w16cid:durableId="275913884">
-    <w:abstractNumId w:val="17"/>
+    <w:abstractNumId w:val="18"/>
   </w:num>
   <w:num w:numId="36" w16cid:durableId="1454978114">
-    <w:abstractNumId w:val="33"/>
+    <w:abstractNumId w:val="37"/>
   </w:num>
   <w:num w:numId="37" w16cid:durableId="246965700">
-    <w:abstractNumId w:val="27"/>
+    <w:abstractNumId w:val="31"/>
   </w:num>
   <w:num w:numId="38" w16cid:durableId="504789311">
-    <w:abstractNumId w:val="11"/>
+    <w:abstractNumId w:val="12"/>
+  </w:num>
+  <w:num w:numId="39" w16cid:durableId="275333386">
+    <w:abstractNumId w:val="25"/>
+  </w:num>
+  <w:num w:numId="40" w16cid:durableId="2124958789">
+    <w:abstractNumId w:val="8"/>
+  </w:num>
+  <w:num w:numId="41" w16cid:durableId="1393390266">
+    <w:abstractNumId w:val="24"/>
+  </w:num>
+  <w:num w:numId="42" w16cid:durableId="1197884568">
+    <w:abstractNumId w:val="20"/>
   </w:num>
 </w:numbering>
 </file>
